--- a/hin/docx/006.content.docx
+++ b/hin/docx/006.content.docx
@@ -19,7 +19,7 @@
         <w:rPr>
           <w:lang w:val="hi_IN" w:bidi="hi_IN"/>
         </w:rPr>
-        <w:t>Resource: Tyndale Open Study Notes</w:t>
+        <w:t>Resource: Aquifer Open Study Notes (Profiles)</w:t>
       </w:r>
       <w:r>
         <w:rPr>
@@ -112,7 +112,7 @@
         <w:rPr>
           <w:lang w:val="hi_IN" w:bidi="hi_IN"/>
         </w:rPr>
-        <w:t>Tyndale Open Study Notes</w:t>
+        <w:t>Aquifer Open Study Notes (Profiles)</w:t>
       </w:r>
     </w:p>
     <w:p>

--- a/hin/docx/006.content.docx
+++ b/hin/docx/006.content.docx
@@ -376,18 +376,12 @@
           <w:lang w:val="hi_IN" w:bidi="hi_IN"/>
         </w:rPr>
       </w:r>
-      <w:hyperlink r:id="rId13">
-        <w:r>
-          <w:rPr>
-            <w:lang w:val="hi_IN" w:bidi="hi_IN"/>
-          </w:rPr>
-          <w:rPr>
-            <w:color w:val="0000EE"/>
-            <w:u w:val="single"/>
-          </w:rPr>
-          <w:t>दानिय्येल 11:21–35</w:t>
-        </w:r>
-      </w:hyperlink>
+      <w:r>
+        <w:rPr>
+          <w:lang w:val="hi_IN" w:bidi="hi_IN"/>
+        </w:rPr>
+        <w:t>दानिय्येल 11:21–35</w:t>
+      </w:r>
       <w:r>
         <w:rPr>
           <w:lang w:val="hi_IN" w:bidi="hi_IN"/>
@@ -442,72 +436,48 @@
         </w:rPr>
         <w:t xml:space="preserve"> (</w:t>
       </w:r>
-      <w:hyperlink r:id="rId14">
-        <w:r>
-          <w:rPr>
-            <w:lang w:val="hi_IN" w:bidi="hi_IN"/>
-          </w:rPr>
-          <w:rPr>
-            <w:color w:val="0000EE"/>
-            <w:u w:val="single"/>
-          </w:rPr>
-          <w:t>एज्रा 7:1–5</w:t>
-        </w:r>
-      </w:hyperlink>
+      <w:r>
+        <w:rPr>
+          <w:lang w:val="hi_IN" w:bidi="hi_IN"/>
+        </w:rPr>
+        <w:t>एज्रा 7:1–5</w:t>
+      </w:r>
       <w:r>
         <w:rPr>
           <w:lang w:val="hi_IN" w:bidi="hi_IN"/>
         </w:rPr>
         <w:t xml:space="preserve">, </w:t>
       </w:r>
-      <w:hyperlink r:id="rId15">
-        <w:r>
-          <w:rPr>
-            <w:lang w:val="hi_IN" w:bidi="hi_IN"/>
-          </w:rPr>
-          <w:rPr>
-            <w:color w:val="0000EE"/>
-            <w:u w:val="single"/>
-          </w:rPr>
-          <w:t>11–12</w:t>
-        </w:r>
-      </w:hyperlink>
+      <w:r>
+        <w:rPr>
+          <w:lang w:val="hi_IN" w:bidi="hi_IN"/>
+        </w:rPr>
+        <w:t>11–12</w:t>
+      </w:r>
       <w:r>
         <w:rPr>
           <w:lang w:val="hi_IN" w:bidi="hi_IN"/>
         </w:rPr>
         <w:t xml:space="preserve">; यह भी देखें </w:t>
       </w:r>
-      <w:hyperlink r:id="rId16">
-        <w:r>
-          <w:rPr>
-            <w:lang w:val="hi_IN" w:bidi="hi_IN"/>
-          </w:rPr>
-          <w:rPr>
-            <w:color w:val="0000EE"/>
-            <w:u w:val="single"/>
-          </w:rPr>
-          <w:t>नहे 8:2</w:t>
-        </w:r>
-      </w:hyperlink>
+      <w:r>
+        <w:rPr>
+          <w:lang w:val="hi_IN" w:bidi="hi_IN"/>
+        </w:rPr>
+        <w:t>नहे 8:2</w:t>
+      </w:r>
       <w:r>
         <w:rPr>
           <w:lang w:val="hi_IN" w:bidi="hi_IN"/>
         </w:rPr>
         <w:t xml:space="preserve">, </w:t>
       </w:r>
-      <w:hyperlink r:id="rId17">
-        <w:r>
-          <w:rPr>
-            <w:lang w:val="hi_IN" w:bidi="hi_IN"/>
-          </w:rPr>
-          <w:rPr>
-            <w:color w:val="0000EE"/>
-            <w:u w:val="single"/>
-          </w:rPr>
-          <w:t>9</w:t>
-        </w:r>
-      </w:hyperlink>
+      <w:r>
+        <w:rPr>
+          <w:lang w:val="hi_IN" w:bidi="hi_IN"/>
+        </w:rPr>
+        <w:t>9</w:t>
+      </w:r>
       <w:r>
         <w:rPr>
           <w:lang w:val="hi_IN" w:bidi="hi_IN"/>
@@ -526,18 +496,12 @@
         </w:rPr>
         <w:t>(</w:t>
       </w:r>
-      <w:hyperlink r:id="rId18">
-        <w:r>
-          <w:rPr>
-            <w:lang w:val="hi_IN" w:bidi="hi_IN"/>
-          </w:rPr>
-          <w:rPr>
-            <w:color w:val="0000EE"/>
-            <w:u w:val="single"/>
-          </w:rPr>
-          <w:t>एज्रा 7:6</w:t>
-        </w:r>
-      </w:hyperlink>
+      <w:r>
+        <w:rPr>
+          <w:lang w:val="hi_IN" w:bidi="hi_IN"/>
+        </w:rPr>
+        <w:t>एज्रा 7:6</w:t>
+      </w:r>
       <w:r>
         <w:rPr>
           <w:lang w:val="hi_IN" w:bidi="hi_IN"/>
@@ -582,18 +546,12 @@
         </w:rPr>
         <w:t>(</w:t>
       </w:r>
-      <w:hyperlink r:id="rId19">
-        <w:r>
-          <w:rPr>
-            <w:lang w:val="hi_IN" w:bidi="hi_IN"/>
-          </w:rPr>
-          <w:rPr>
-            <w:color w:val="0000EE"/>
-            <w:u w:val="single"/>
-          </w:rPr>
-          <w:t>एज्रा 9:1–10:44</w:t>
-        </w:r>
-      </w:hyperlink>
+      <w:r>
+        <w:rPr>
+          <w:lang w:val="hi_IN" w:bidi="hi_IN"/>
+        </w:rPr>
+        <w:t>एज्रा 9:1–10:44</w:t>
+      </w:r>
       <w:r>
         <w:rPr>
           <w:lang w:val="hi_IN" w:bidi="hi_IN"/>
@@ -612,18 +570,12 @@
         </w:rPr>
         <w:t xml:space="preserve"> (</w:t>
       </w:r>
-      <w:hyperlink r:id="rId20">
-        <w:r>
-          <w:rPr>
-            <w:lang w:val="hi_IN" w:bidi="hi_IN"/>
-          </w:rPr>
-          <w:rPr>
-            <w:color w:val="0000EE"/>
-            <w:u w:val="single"/>
-          </w:rPr>
-          <w:t>नहे 6:15</w:t>
-        </w:r>
-      </w:hyperlink>
+      <w:r>
+        <w:rPr>
+          <w:lang w:val="hi_IN" w:bidi="hi_IN"/>
+        </w:rPr>
+        <w:t>नहे 6:15</w:t>
+      </w:r>
       <w:r>
         <w:rPr>
           <w:lang w:val="hi_IN" w:bidi="hi_IN"/>
@@ -642,18 +594,12 @@
         </w:rPr>
         <w:t xml:space="preserve"> (</w:t>
       </w:r>
-      <w:hyperlink r:id="rId21">
-        <w:r>
-          <w:rPr>
-            <w:lang w:val="hi_IN" w:bidi="hi_IN"/>
-          </w:rPr>
-          <w:rPr>
-            <w:color w:val="0000EE"/>
-            <w:u w:val="single"/>
-          </w:rPr>
-          <w:t>नहे 8:13–15</w:t>
-        </w:r>
-      </w:hyperlink>
+      <w:r>
+        <w:rPr>
+          <w:lang w:val="hi_IN" w:bidi="hi_IN"/>
+        </w:rPr>
+        <w:t>नहे 8:13–15</w:t>
+      </w:r>
       <w:r>
         <w:rPr>
           <w:lang w:val="hi_IN" w:bidi="hi_IN"/>
@@ -680,18 +626,12 @@
         </w:rPr>
         <w:t xml:space="preserve"> (</w:t>
       </w:r>
-      <w:hyperlink r:id="rId22">
-        <w:r>
-          <w:rPr>
-            <w:lang w:val="hi_IN" w:bidi="hi_IN"/>
-          </w:rPr>
-          <w:rPr>
-            <w:color w:val="0000EE"/>
-            <w:u w:val="single"/>
-          </w:rPr>
-          <w:t>एज्रा 7:15–20</w:t>
-        </w:r>
-      </w:hyperlink>
+      <w:r>
+        <w:rPr>
+          <w:lang w:val="hi_IN" w:bidi="hi_IN"/>
+        </w:rPr>
+        <w:t>एज्रा 7:15–20</w:t>
+      </w:r>
       <w:r>
         <w:rPr>
           <w:lang w:val="hi_IN" w:bidi="hi_IN"/>
@@ -710,18 +650,12 @@
         </w:rPr>
         <w:t xml:space="preserve"> (</w:t>
       </w:r>
-      <w:hyperlink r:id="rId23">
-        <w:r>
-          <w:rPr>
-            <w:lang w:val="hi_IN" w:bidi="hi_IN"/>
-          </w:rPr>
-          <w:rPr>
-            <w:color w:val="0000EE"/>
-            <w:u w:val="single"/>
-          </w:rPr>
-          <w:t>एज्रा 8:24–30</w:t>
-        </w:r>
-      </w:hyperlink>
+      <w:r>
+        <w:rPr>
+          <w:lang w:val="hi_IN" w:bidi="hi_IN"/>
+        </w:rPr>
+        <w:t>एज्रा 8:24–30</w:t>
+      </w:r>
       <w:r>
         <w:rPr>
           <w:lang w:val="hi_IN" w:bidi="hi_IN"/>
@@ -760,18 +694,12 @@
         </w:rPr>
         <w:t xml:space="preserve"> (</w:t>
       </w:r>
-      <w:hyperlink r:id="rId24">
-        <w:r>
-          <w:rPr>
-            <w:lang w:val="hi_IN" w:bidi="hi_IN"/>
-          </w:rPr>
-          <w:rPr>
-            <w:color w:val="0000EE"/>
-            <w:u w:val="single"/>
-          </w:rPr>
-          <w:t>एज्रा 8:21–23</w:t>
-        </w:r>
-      </w:hyperlink>
+      <w:r>
+        <w:rPr>
+          <w:lang w:val="hi_IN" w:bidi="hi_IN"/>
+        </w:rPr>
+        <w:t>एज्रा 8:21–23</w:t>
+      </w:r>
       <w:r>
         <w:rPr>
           <w:lang w:val="hi_IN" w:bidi="hi_IN"/>
@@ -790,18 +718,12 @@
         </w:rPr>
         <w:t xml:space="preserve"> (</w:t>
       </w:r>
-      <w:hyperlink r:id="rId25">
-        <w:r>
-          <w:rPr>
-            <w:lang w:val="hi_IN" w:bidi="hi_IN"/>
-          </w:rPr>
-          <w:rPr>
-            <w:color w:val="0000EE"/>
-            <w:u w:val="single"/>
-          </w:rPr>
-          <w:t>एज्रा 9:5–15</w:t>
-        </w:r>
-      </w:hyperlink>
+      <w:r>
+        <w:rPr>
+          <w:lang w:val="hi_IN" w:bidi="hi_IN"/>
+        </w:rPr>
+        <w:t>एज्रा 9:5–15</w:t>
+      </w:r>
       <w:r>
         <w:rPr>
           <w:lang w:val="hi_IN" w:bidi="hi_IN"/>
@@ -814,18 +736,12 @@
         </w:rPr>
         <w:t>और जब उन्होंने उन लोगों को इकट्ठा किया जिन्हें अपनी अन्यजाति पत्नियों को तलाक देना था (</w:t>
       </w:r>
-      <w:hyperlink r:id="rId26">
-        <w:r>
-          <w:rPr>
-            <w:lang w:val="hi_IN" w:bidi="hi_IN"/>
-          </w:rPr>
-          <w:rPr>
-            <w:color w:val="0000EE"/>
-            <w:u w:val="single"/>
-          </w:rPr>
-          <w:t>10:6</w:t>
-        </w:r>
-      </w:hyperlink>
+      <w:r>
+        <w:rPr>
+          <w:lang w:val="hi_IN" w:bidi="hi_IN"/>
+        </w:rPr>
+        <w:t>10:6</w:t>
+      </w:r>
       <w:r>
         <w:rPr>
           <w:lang w:val="hi_IN" w:bidi="hi_IN"/>
@@ -844,126 +760,84 @@
         </w:rPr>
         <w:t xml:space="preserve"> (</w:t>
       </w:r>
-      <w:hyperlink r:id="rId18">
-        <w:r>
-          <w:rPr>
-            <w:lang w:val="hi_IN" w:bidi="hi_IN"/>
-          </w:rPr>
-          <w:rPr>
-            <w:color w:val="0000EE"/>
-            <w:u w:val="single"/>
-          </w:rPr>
-          <w:t>एज्रा 7:6</w:t>
-        </w:r>
-      </w:hyperlink>
+      <w:r>
+        <w:rPr>
+          <w:lang w:val="hi_IN" w:bidi="hi_IN"/>
+        </w:rPr>
+        <w:t>एज्रा 7:6</w:t>
+      </w:r>
       <w:r>
         <w:rPr>
           <w:lang w:val="hi_IN" w:bidi="hi_IN"/>
         </w:rPr>
         <w:t xml:space="preserve">, </w:t>
       </w:r>
-      <w:hyperlink r:id="rId27">
-        <w:r>
-          <w:rPr>
-            <w:lang w:val="hi_IN" w:bidi="hi_IN"/>
-          </w:rPr>
-          <w:rPr>
-            <w:color w:val="0000EE"/>
-            <w:u w:val="single"/>
-          </w:rPr>
-          <w:t>9</w:t>
-        </w:r>
-      </w:hyperlink>
+      <w:r>
+        <w:rPr>
+          <w:lang w:val="hi_IN" w:bidi="hi_IN"/>
+        </w:rPr>
+        <w:t>9</w:t>
+      </w:r>
       <w:r>
         <w:rPr>
           <w:lang w:val="hi_IN" w:bidi="hi_IN"/>
         </w:rPr>
         <w:t xml:space="preserve">, </w:t>
       </w:r>
-      <w:hyperlink r:id="rId28">
-        <w:r>
-          <w:rPr>
-            <w:lang w:val="hi_IN" w:bidi="hi_IN"/>
-          </w:rPr>
-          <w:rPr>
-            <w:color w:val="0000EE"/>
-            <w:u w:val="single"/>
-          </w:rPr>
-          <w:t>28</w:t>
-        </w:r>
-      </w:hyperlink>
+      <w:r>
+        <w:rPr>
+          <w:lang w:val="hi_IN" w:bidi="hi_IN"/>
+        </w:rPr>
+        <w:t>28</w:t>
+      </w:r>
       <w:r>
         <w:rPr>
           <w:lang w:val="hi_IN" w:bidi="hi_IN"/>
         </w:rPr>
         <w:t xml:space="preserve">; </w:t>
       </w:r>
-      <w:hyperlink r:id="rId29">
-        <w:r>
-          <w:rPr>
-            <w:lang w:val="hi_IN" w:bidi="hi_IN"/>
-          </w:rPr>
-          <w:rPr>
-            <w:color w:val="0000EE"/>
-            <w:u w:val="single"/>
-          </w:rPr>
-          <w:t>8:18</w:t>
-        </w:r>
-      </w:hyperlink>
+      <w:r>
+        <w:rPr>
+          <w:lang w:val="hi_IN" w:bidi="hi_IN"/>
+        </w:rPr>
+        <w:t>8:18</w:t>
+      </w:r>
       <w:r>
         <w:rPr>
           <w:lang w:val="hi_IN" w:bidi="hi_IN"/>
         </w:rPr>
         <w:t xml:space="preserve">, </w:t>
       </w:r>
-      <w:hyperlink r:id="rId30">
-        <w:r>
-          <w:rPr>
-            <w:lang w:val="hi_IN" w:bidi="hi_IN"/>
-          </w:rPr>
-          <w:rPr>
-            <w:color w:val="0000EE"/>
-            <w:u w:val="single"/>
-          </w:rPr>
-          <w:t>22</w:t>
-        </w:r>
-      </w:hyperlink>
+      <w:r>
+        <w:rPr>
+          <w:lang w:val="hi_IN" w:bidi="hi_IN"/>
+        </w:rPr>
+        <w:t>22</w:t>
+      </w:r>
       <w:r>
         <w:rPr>
           <w:lang w:val="hi_IN" w:bidi="hi_IN"/>
         </w:rPr>
         <w:t xml:space="preserve">, </w:t>
       </w:r>
-      <w:hyperlink r:id="rId31">
-        <w:r>
-          <w:rPr>
-            <w:lang w:val="hi_IN" w:bidi="hi_IN"/>
-          </w:rPr>
-          <w:rPr>
-            <w:color w:val="0000EE"/>
-            <w:u w:val="single"/>
-          </w:rPr>
-          <w:t>31</w:t>
-        </w:r>
-      </w:hyperlink>
+      <w:r>
+        <w:rPr>
+          <w:lang w:val="hi_IN" w:bidi="hi_IN"/>
+        </w:rPr>
+        <w:t>31</w:t>
+      </w:r>
       <w:r>
         <w:rPr>
           <w:lang w:val="hi_IN" w:bidi="hi_IN"/>
         </w:rPr>
         <w:t xml:space="preserve">; </w:t>
       </w:r>
-      <w:hyperlink r:id="rId32">
-        <w:r>
-          <w:rPr>
-            <w:lang w:val="hi_IN" w:bidi="hi_IN"/>
-          </w:rPr>
-          <w:rPr>
-            <w:color w:val="0000EE"/>
-            <w:u w:val="single"/>
-          </w:rPr>
-          <w:t>9:8–9</w:t>
-        </w:r>
-      </w:hyperlink>
+      <w:r>
+        <w:rPr>
+          <w:lang w:val="hi_IN" w:bidi="hi_IN"/>
+        </w:rPr>
+        <w:t>9:8–9</w:t>
+      </w:r>
       <w:r>
         <w:rPr>
           <w:lang w:val="hi_IN" w:bidi="hi_IN"/>
@@ -982,18 +856,12 @@
         </w:rPr>
         <w:t xml:space="preserve"> (</w:t>
       </w:r>
-      <w:hyperlink r:id="rId33">
-        <w:r>
-          <w:rPr>
-            <w:lang w:val="hi_IN" w:bidi="hi_IN"/>
-          </w:rPr>
-          <w:rPr>
-            <w:color w:val="0000EE"/>
-            <w:u w:val="single"/>
-          </w:rPr>
-          <w:t>एज्रा 7:10</w:t>
-        </w:r>
-      </w:hyperlink>
+      <w:r>
+        <w:rPr>
+          <w:lang w:val="hi_IN" w:bidi="hi_IN"/>
+        </w:rPr>
+        <w:t>एज्रा 7:10</w:t>
+      </w:r>
       <w:r>
         <w:rPr>
           <w:lang w:val="hi_IN" w:bidi="hi_IN"/>
@@ -1055,90 +923,60 @@
           <w:lang w:val="hi_IN" w:bidi="hi_IN"/>
         </w:rPr>
       </w:r>
-      <w:hyperlink r:id="rId34">
-        <w:r>
-          <w:rPr>
-            <w:lang w:val="hi_IN" w:bidi="hi_IN"/>
-          </w:rPr>
-          <w:rPr>
-            <w:color w:val="0000EE"/>
-            <w:u w:val="single"/>
-          </w:rPr>
-          <w:t>एज्रा 7:1–10:44</w:t>
-        </w:r>
-      </w:hyperlink>
+      <w:r>
+        <w:rPr>
+          <w:lang w:val="hi_IN" w:bidi="hi_IN"/>
+        </w:rPr>
+        <w:t>एज्रा 7:1–10:44</w:t>
+      </w:r>
       <w:r>
         <w:rPr>
           <w:lang w:val="hi_IN" w:bidi="hi_IN"/>
         </w:rPr>
         <w:t xml:space="preserve">; </w:t>
       </w:r>
-      <w:hyperlink r:id="rId35">
-        <w:r>
-          <w:rPr>
-            <w:lang w:val="hi_IN" w:bidi="hi_IN"/>
-          </w:rPr>
-          <w:rPr>
-            <w:color w:val="0000EE"/>
-            <w:u w:val="single"/>
-          </w:rPr>
-          <w:t>नहेम्याह 8:1–18</w:t>
-        </w:r>
-      </w:hyperlink>
+      <w:r>
+        <w:rPr>
+          <w:lang w:val="hi_IN" w:bidi="hi_IN"/>
+        </w:rPr>
+        <w:t>नहेम्याह 8:1–18</w:t>
+      </w:r>
       <w:r>
         <w:rPr>
           <w:lang w:val="hi_IN" w:bidi="hi_IN"/>
         </w:rPr>
         <w:t xml:space="preserve">; </w:t>
       </w:r>
-      <w:hyperlink r:id="rId36">
-        <w:r>
-          <w:rPr>
-            <w:lang w:val="hi_IN" w:bidi="hi_IN"/>
-          </w:rPr>
-          <w:rPr>
-            <w:color w:val="0000EE"/>
-            <w:u w:val="single"/>
-          </w:rPr>
-          <w:t>12:1</w:t>
-        </w:r>
-      </w:hyperlink>
+      <w:r>
+        <w:rPr>
+          <w:lang w:val="hi_IN" w:bidi="hi_IN"/>
+        </w:rPr>
+        <w:t>12:1</w:t>
+      </w:r>
       <w:r>
         <w:rPr>
           <w:lang w:val="hi_IN" w:bidi="hi_IN"/>
         </w:rPr>
         <w:t xml:space="preserve">, </w:t>
       </w:r>
-      <w:hyperlink r:id="rId37">
-        <w:r>
-          <w:rPr>
-            <w:lang w:val="hi_IN" w:bidi="hi_IN"/>
-          </w:rPr>
-          <w:rPr>
-            <w:color w:val="0000EE"/>
-            <w:u w:val="single"/>
-          </w:rPr>
-          <w:t>26</w:t>
-        </w:r>
-      </w:hyperlink>
+      <w:r>
+        <w:rPr>
+          <w:lang w:val="hi_IN" w:bidi="hi_IN"/>
+        </w:rPr>
+        <w:t>26</w:t>
+      </w:r>
       <w:r>
         <w:rPr>
           <w:lang w:val="hi_IN" w:bidi="hi_IN"/>
         </w:rPr>
         <w:t xml:space="preserve">, </w:t>
       </w:r>
-      <w:hyperlink r:id="rId38">
-        <w:r>
-          <w:rPr>
-            <w:lang w:val="hi_IN" w:bidi="hi_IN"/>
-          </w:rPr>
-          <w:rPr>
-            <w:color w:val="0000EE"/>
-            <w:u w:val="single"/>
-          </w:rPr>
-          <w:t>36</w:t>
-        </w:r>
-      </w:hyperlink>
+      <w:r>
+        <w:rPr>
+          <w:lang w:val="hi_IN" w:bidi="hi_IN"/>
+        </w:rPr>
+        <w:t>36</w:t>
+      </w:r>
       <w:r>
         <w:rPr>
           <w:lang w:val="hi_IN" w:bidi="hi_IN"/>
@@ -1201,54 +1039,36 @@
         </w:rPr>
         <w:t>एब्यातार शाऊल के शासनकाल में दाऊद का समर्थन करने वाले पहले व्यक्तियों में से एक थे। उनका समर्थन दृढ़ था। उन्होंने एली के याजकीय वंश का प्रतिनिधित्व किया और पवित्र एपोद को उरीम और थुम्मीम के साथ लाया (</w:t>
       </w:r>
-      <w:hyperlink r:id="rId39">
-        <w:r>
-          <w:rPr>
-            <w:lang w:val="hi_IN" w:bidi="hi_IN"/>
-          </w:rPr>
-          <w:rPr>
-            <w:color w:val="0000EE"/>
-            <w:u w:val="single"/>
-          </w:rPr>
-          <w:t>निर्ग 28:29–30</w:t>
-        </w:r>
-      </w:hyperlink>
+      <w:r>
+        <w:rPr>
+          <w:lang w:val="hi_IN" w:bidi="hi_IN"/>
+        </w:rPr>
+        <w:t>निर्ग 28:29–30</w:t>
+      </w:r>
       <w:r>
         <w:rPr>
           <w:lang w:val="hi_IN" w:bidi="hi_IN"/>
         </w:rPr>
         <w:t>)। (एपोद एक पवित्र वस्त्र था जिसे महायाजक पहनते थे, और उरीम और थुम्मीम का उपयोग परमेश्वर से मार्गदर्शन प्राप्त करने के लिए किया जाता था।) इसने कई संकटों के समय में दाऊद को परमेश्वर की इच्छा जानने में सहायता की (</w:t>
       </w:r>
-      <w:hyperlink r:id="rId40">
-        <w:r>
-          <w:rPr>
-            <w:lang w:val="hi_IN" w:bidi="hi_IN"/>
-          </w:rPr>
-          <w:rPr>
-            <w:color w:val="0000EE"/>
-            <w:u w:val="single"/>
-          </w:rPr>
-          <w:t>1 शमू 23:1–12</w:t>
-        </w:r>
-      </w:hyperlink>
+      <w:r>
+        <w:rPr>
+          <w:lang w:val="hi_IN" w:bidi="hi_IN"/>
+        </w:rPr>
+        <w:t>1 शमू 23:1–12</w:t>
+      </w:r>
       <w:r>
         <w:rPr>
           <w:lang w:val="hi_IN" w:bidi="hi_IN"/>
         </w:rPr>
         <w:t xml:space="preserve">; </w:t>
       </w:r>
-      <w:hyperlink r:id="rId41">
-        <w:r>
-          <w:rPr>
-            <w:lang w:val="hi_IN" w:bidi="hi_IN"/>
-          </w:rPr>
-          <w:rPr>
-            <w:color w:val="0000EE"/>
-            <w:u w:val="single"/>
-          </w:rPr>
-          <w:t>30:7–8</w:t>
-        </w:r>
-      </w:hyperlink>
+      <w:r>
+        <w:rPr>
+          <w:lang w:val="hi_IN" w:bidi="hi_IN"/>
+        </w:rPr>
+        <w:t>30:7–8</w:t>
+      </w:r>
       <w:r>
         <w:rPr>
           <w:lang w:val="hi_IN" w:bidi="hi_IN"/>
@@ -1269,90 +1089,60 @@
         </w:rPr>
         <w:t>दाऊद के राजा बनने के बाद, एब्यातार ने सादोक के साथ एक याजक के रूप में सेवा की, जो एली के वंश से नहीं था (</w:t>
       </w:r>
-      <w:hyperlink r:id="rId42">
-        <w:r>
-          <w:rPr>
-            <w:lang w:val="hi_IN" w:bidi="hi_IN"/>
-          </w:rPr>
-          <w:rPr>
-            <w:color w:val="0000EE"/>
-            <w:u w:val="single"/>
-          </w:rPr>
-          <w:t>1 इति 6:8</w:t>
-        </w:r>
-      </w:hyperlink>
+      <w:r>
+        <w:rPr>
+          <w:lang w:val="hi_IN" w:bidi="hi_IN"/>
+        </w:rPr>
+        <w:t>1 इति 6:8</w:t>
+      </w:r>
       <w:r>
         <w:rPr>
           <w:lang w:val="hi_IN" w:bidi="hi_IN"/>
         </w:rPr>
         <w:t xml:space="preserve">; </w:t>
       </w:r>
-      <w:hyperlink r:id="rId43">
-        <w:r>
-          <w:rPr>
-            <w:lang w:val="hi_IN" w:bidi="hi_IN"/>
-          </w:rPr>
-          <w:rPr>
-            <w:color w:val="0000EE"/>
-            <w:u w:val="single"/>
-          </w:rPr>
-          <w:t>18:16</w:t>
-        </w:r>
-      </w:hyperlink>
+      <w:r>
+        <w:rPr>
+          <w:lang w:val="hi_IN" w:bidi="hi_IN"/>
+        </w:rPr>
+        <w:t>18:16</w:t>
+      </w:r>
       <w:r>
         <w:rPr>
           <w:lang w:val="hi_IN" w:bidi="hi_IN"/>
         </w:rPr>
         <w:t xml:space="preserve">; </w:t>
       </w:r>
-      <w:hyperlink r:id="rId44">
-        <w:r>
-          <w:rPr>
-            <w:lang w:val="hi_IN" w:bidi="hi_IN"/>
-          </w:rPr>
-          <w:rPr>
-            <w:color w:val="0000EE"/>
-            <w:u w:val="single"/>
-          </w:rPr>
-          <w:t>24:3</w:t>
-        </w:r>
-      </w:hyperlink>
+      <w:r>
+        <w:rPr>
+          <w:lang w:val="hi_IN" w:bidi="hi_IN"/>
+        </w:rPr>
+        <w:t>24:3</w:t>
+      </w:r>
       <w:r>
         <w:rPr>
           <w:lang w:val="hi_IN" w:bidi="hi_IN"/>
         </w:rPr>
         <w:t>)। दोनों ने दाऊद की अच्छी सेवा की। अबशालोम के विद्रोह के दौरान, उन्होंने राजधानी में होने वाली घटनाओं के बारे में दाऊद को सूचित किया (</w:t>
       </w:r>
-      <w:hyperlink r:id="rId45">
-        <w:r>
-          <w:rPr>
-            <w:lang w:val="hi_IN" w:bidi="hi_IN"/>
-          </w:rPr>
-          <w:rPr>
-            <w:color w:val="0000EE"/>
-            <w:u w:val="single"/>
-          </w:rPr>
-          <w:t>2 शमू 15:27–37</w:t>
-        </w:r>
-      </w:hyperlink>
+      <w:r>
+        <w:rPr>
+          <w:lang w:val="hi_IN" w:bidi="hi_IN"/>
+        </w:rPr>
+        <w:t>2 शमू 15:27–37</w:t>
+      </w:r>
       <w:r>
         <w:rPr>
           <w:lang w:val="hi_IN" w:bidi="hi_IN"/>
         </w:rPr>
         <w:t xml:space="preserve">; </w:t>
       </w:r>
-      <w:hyperlink r:id="rId46">
-        <w:r>
-          <w:rPr>
-            <w:lang w:val="hi_IN" w:bidi="hi_IN"/>
-          </w:rPr>
-          <w:rPr>
-            <w:color w:val="0000EE"/>
-            <w:u w:val="single"/>
-          </w:rPr>
-          <w:t>17:15–16</w:t>
-        </w:r>
-      </w:hyperlink>
+      <w:r>
+        <w:rPr>
+          <w:lang w:val="hi_IN" w:bidi="hi_IN"/>
+        </w:rPr>
+        <w:t>17:15–16</w:t>
+      </w:r>
       <w:r>
         <w:rPr>
           <w:lang w:val="hi_IN" w:bidi="hi_IN"/>
@@ -1373,72 +1163,48 @@
         </w:rPr>
         <w:t>दाऊद की वृद्धावस्था में, एब्यातार ने अनुचित तरीके से अदोनिय्याह का समर्थन किया, जो अपने पिता दाऊद के स्थान पर राजा बनना चाहता था। सादोक दाऊद के प्रति वफादार रहा और सुलैमान का समर्थन किया (</w:t>
       </w:r>
-      <w:hyperlink r:id="rId47">
-        <w:r>
-          <w:rPr>
-            <w:lang w:val="hi_IN" w:bidi="hi_IN"/>
-          </w:rPr>
-          <w:rPr>
-            <w:color w:val="0000EE"/>
-            <w:u w:val="single"/>
-          </w:rPr>
-          <w:t>1 रा 1:5–8</w:t>
-        </w:r>
-      </w:hyperlink>
+      <w:r>
+        <w:rPr>
+          <w:lang w:val="hi_IN" w:bidi="hi_IN"/>
+        </w:rPr>
+        <w:t>1 रा 1:5–8</w:t>
+      </w:r>
       <w:r>
         <w:rPr>
           <w:lang w:val="hi_IN" w:bidi="hi_IN"/>
         </w:rPr>
         <w:t>)। परिणामस्वरूप, जब सुलैमान राजा बने, तो उन्होंने एब्यातार को याजक पद से हटा दिया और उन्हें अनातोत में उनके घर पर भेज दिया, जो यरूशलेम के उत्तर-पूर्व में लगभग चार मील की दूरी पर एक गांव है (</w:t>
       </w:r>
-      <w:hyperlink r:id="rId48">
-        <w:r>
-          <w:rPr>
-            <w:lang w:val="hi_IN" w:bidi="hi_IN"/>
-          </w:rPr>
-          <w:rPr>
-            <w:color w:val="0000EE"/>
-            <w:u w:val="single"/>
-          </w:rPr>
-          <w:t>1 रा 2:26–27</w:t>
-        </w:r>
-      </w:hyperlink>
+      <w:r>
+        <w:rPr>
+          <w:lang w:val="hi_IN" w:bidi="hi_IN"/>
+        </w:rPr>
+        <w:t>1 रा 2:26–27</w:t>
+      </w:r>
       <w:r>
         <w:rPr>
           <w:lang w:val="hi_IN" w:bidi="hi_IN"/>
         </w:rPr>
         <w:t>)। सादोक महायाजक बने, और उनके वंशजों ने एब्यातार के वंशजों के बजाय उस भूमिका को विरासत में लिया। यह घटना शिलोह में परमेश्वर द्वारा एली के वंश के लिए दी गई भविष्यवाणी की पूर्ति थी (</w:t>
       </w:r>
-      <w:hyperlink r:id="rId49">
-        <w:r>
-          <w:rPr>
-            <w:lang w:val="hi_IN" w:bidi="hi_IN"/>
-          </w:rPr>
-          <w:rPr>
-            <w:color w:val="0000EE"/>
-            <w:u w:val="single"/>
-          </w:rPr>
-          <w:t>1 रा 2:27</w:t>
-        </w:r>
-      </w:hyperlink>
+      <w:r>
+        <w:rPr>
+          <w:lang w:val="hi_IN" w:bidi="hi_IN"/>
+        </w:rPr>
+        <w:t>1 रा 2:27</w:t>
+      </w:r>
       <w:r>
         <w:rPr>
           <w:lang w:val="hi_IN" w:bidi="hi_IN"/>
         </w:rPr>
         <w:t xml:space="preserve">; देखें </w:t>
       </w:r>
-      <w:hyperlink r:id="rId50">
-        <w:r>
-          <w:rPr>
-            <w:lang w:val="hi_IN" w:bidi="hi_IN"/>
-          </w:rPr>
-          <w:rPr>
-            <w:color w:val="0000EE"/>
-            <w:u w:val="single"/>
-          </w:rPr>
-          <w:t>1 शमू 2:27–36</w:t>
-        </w:r>
-      </w:hyperlink>
+      <w:r>
+        <w:rPr>
+          <w:lang w:val="hi_IN" w:bidi="hi_IN"/>
+        </w:rPr>
+        <w:t>1 शमू 2:27–36</w:t>
+      </w:r>
       <w:r>
         <w:rPr>
           <w:lang w:val="hi_IN" w:bidi="hi_IN"/>
@@ -1468,144 +1234,96 @@
           <w:lang w:val="hi_IN" w:bidi="hi_IN"/>
         </w:rPr>
       </w:r>
-      <w:hyperlink r:id="rId51">
-        <w:r>
-          <w:rPr>
-            <w:lang w:val="hi_IN" w:bidi="hi_IN"/>
-          </w:rPr>
-          <w:rPr>
-            <w:color w:val="0000EE"/>
-            <w:u w:val="single"/>
-          </w:rPr>
-          <w:t>1 शमूएल 22:20–23</w:t>
-        </w:r>
-      </w:hyperlink>
+      <w:r>
+        <w:rPr>
+          <w:lang w:val="hi_IN" w:bidi="hi_IN"/>
+        </w:rPr>
+        <w:t>1 शमूएल 22:20–23</w:t>
+      </w:r>
       <w:r>
         <w:rPr>
           <w:lang w:val="hi_IN" w:bidi="hi_IN"/>
         </w:rPr>
         <w:t xml:space="preserve">; </w:t>
       </w:r>
-      <w:hyperlink r:id="rId52">
-        <w:r>
-          <w:rPr>
-            <w:lang w:val="hi_IN" w:bidi="hi_IN"/>
-          </w:rPr>
-          <w:rPr>
-            <w:color w:val="0000EE"/>
-            <w:u w:val="single"/>
-          </w:rPr>
-          <w:t>23:6</w:t>
-        </w:r>
-      </w:hyperlink>
+      <w:r>
+        <w:rPr>
+          <w:lang w:val="hi_IN" w:bidi="hi_IN"/>
+        </w:rPr>
+        <w:t>23:6</w:t>
+      </w:r>
       <w:r>
         <w:rPr>
           <w:lang w:val="hi_IN" w:bidi="hi_IN"/>
         </w:rPr>
         <w:t xml:space="preserve">, </w:t>
       </w:r>
-      <w:hyperlink r:id="rId53">
-        <w:r>
-          <w:rPr>
-            <w:lang w:val="hi_IN" w:bidi="hi_IN"/>
-          </w:rPr>
-          <w:rPr>
-            <w:color w:val="0000EE"/>
-            <w:u w:val="single"/>
-          </w:rPr>
-          <w:t>9</w:t>
-        </w:r>
-      </w:hyperlink>
+      <w:r>
+        <w:rPr>
+          <w:lang w:val="hi_IN" w:bidi="hi_IN"/>
+        </w:rPr>
+        <w:t>9</w:t>
+      </w:r>
       <w:r>
         <w:rPr>
           <w:lang w:val="hi_IN" w:bidi="hi_IN"/>
         </w:rPr>
         <w:t xml:space="preserve">; </w:t>
       </w:r>
-      <w:hyperlink r:id="rId54">
-        <w:r>
-          <w:rPr>
-            <w:lang w:val="hi_IN" w:bidi="hi_IN"/>
-          </w:rPr>
-          <w:rPr>
-            <w:color w:val="0000EE"/>
-            <w:u w:val="single"/>
-          </w:rPr>
-          <w:t>30:7</w:t>
-        </w:r>
-      </w:hyperlink>
+      <w:r>
+        <w:rPr>
+          <w:lang w:val="hi_IN" w:bidi="hi_IN"/>
+        </w:rPr>
+        <w:t>30:7</w:t>
+      </w:r>
       <w:r>
         <w:rPr>
           <w:lang w:val="hi_IN" w:bidi="hi_IN"/>
         </w:rPr>
         <w:t xml:space="preserve">; </w:t>
       </w:r>
-      <w:hyperlink r:id="rId45">
-        <w:r>
-          <w:rPr>
-            <w:lang w:val="hi_IN" w:bidi="hi_IN"/>
-          </w:rPr>
-          <w:rPr>
-            <w:color w:val="0000EE"/>
-            <w:u w:val="single"/>
-          </w:rPr>
-          <w:t>2 शमूएल 15:27–37</w:t>
-        </w:r>
-      </w:hyperlink>
+      <w:r>
+        <w:rPr>
+          <w:lang w:val="hi_IN" w:bidi="hi_IN"/>
+        </w:rPr>
+        <w:t>2 शमूएल 15:27–37</w:t>
+      </w:r>
       <w:r>
         <w:rPr>
           <w:lang w:val="hi_IN" w:bidi="hi_IN"/>
         </w:rPr>
         <w:t xml:space="preserve">; </w:t>
       </w:r>
-      <w:hyperlink r:id="rId55">
-        <w:r>
-          <w:rPr>
-            <w:lang w:val="hi_IN" w:bidi="hi_IN"/>
-          </w:rPr>
-          <w:rPr>
-            <w:color w:val="0000EE"/>
-            <w:u w:val="single"/>
-          </w:rPr>
-          <w:t>17:15</w:t>
-        </w:r>
-      </w:hyperlink>
+      <w:r>
+        <w:rPr>
+          <w:lang w:val="hi_IN" w:bidi="hi_IN"/>
+        </w:rPr>
+        <w:t>17:15</w:t>
+      </w:r>
       <w:r>
         <w:rPr>
           <w:lang w:val="hi_IN" w:bidi="hi_IN"/>
         </w:rPr>
         <w:t xml:space="preserve">; </w:t>
       </w:r>
-      <w:hyperlink r:id="rId56">
-        <w:r>
-          <w:rPr>
-            <w:lang w:val="hi_IN" w:bidi="hi_IN"/>
-          </w:rPr>
-          <w:rPr>
-            <w:color w:val="0000EE"/>
-            <w:u w:val="single"/>
-          </w:rPr>
-          <w:t>1 राजाओं 1:1–2:35</w:t>
-        </w:r>
-      </w:hyperlink>
+      <w:r>
+        <w:rPr>
+          <w:lang w:val="hi_IN" w:bidi="hi_IN"/>
+        </w:rPr>
+        <w:t>1 राजाओं 1:1–2:35</w:t>
+      </w:r>
       <w:r>
         <w:rPr>
           <w:lang w:val="hi_IN" w:bidi="hi_IN"/>
         </w:rPr>
         <w:t xml:space="preserve">; </w:t>
       </w:r>
-      <w:hyperlink r:id="rId57">
-        <w:r>
-          <w:rPr>
-            <w:lang w:val="hi_IN" w:bidi="hi_IN"/>
-          </w:rPr>
-          <w:rPr>
-            <w:color w:val="0000EE"/>
-            <w:u w:val="single"/>
-          </w:rPr>
-          <w:t>1 इतिहास 15:11</w:t>
-        </w:r>
-      </w:hyperlink>
+      <w:r>
+        <w:rPr>
+          <w:lang w:val="hi_IN" w:bidi="hi_IN"/>
+        </w:rPr>
+        <w:t>1 इतिहास 15:11</w:t>
+      </w:r>
       <w:r>
         <w:rPr>
           <w:lang w:val="hi_IN" w:bidi="hi_IN"/>
@@ -1692,18 +1410,12 @@
         </w:rPr>
         <w:t xml:space="preserve"> (</w:t>
       </w:r>
-      <w:hyperlink r:id="rId58">
-        <w:r>
-          <w:rPr>
-            <w:lang w:val="hi_IN" w:bidi="hi_IN"/>
-          </w:rPr>
-          <w:rPr>
-            <w:color w:val="0000EE"/>
-            <w:u w:val="single"/>
-          </w:rPr>
-          <w:t>1 रा 17:1</w:t>
-        </w:r>
-      </w:hyperlink>
+      <w:r>
+        <w:rPr>
+          <w:lang w:val="hi_IN" w:bidi="hi_IN"/>
+        </w:rPr>
+        <w:t>1 रा 17:1</w:t>
+      </w:r>
       <w:r>
         <w:rPr>
           <w:lang w:val="hi_IN" w:bidi="hi_IN"/>
@@ -1722,18 +1434,12 @@
         </w:rPr>
         <w:t xml:space="preserve"> (</w:t>
       </w:r>
-      <w:hyperlink r:id="rId59">
-        <w:r>
-          <w:rPr>
-            <w:lang w:val="hi_IN" w:bidi="hi_IN"/>
-          </w:rPr>
-          <w:rPr>
-            <w:color w:val="0000EE"/>
-            <w:u w:val="single"/>
-          </w:rPr>
-          <w:t>1 रा 17:8–24</w:t>
-        </w:r>
-      </w:hyperlink>
+      <w:r>
+        <w:rPr>
+          <w:lang w:val="hi_IN" w:bidi="hi_IN"/>
+        </w:rPr>
+        <w:t>1 रा 17:8–24</w:t>
+      </w:r>
       <w:r>
         <w:rPr>
           <w:lang w:val="hi_IN" w:bidi="hi_IN"/>
@@ -1760,18 +1466,12 @@
         </w:rPr>
         <w:t>(</w:t>
       </w:r>
-      <w:hyperlink r:id="rId60">
-        <w:r>
-          <w:rPr>
-            <w:lang w:val="hi_IN" w:bidi="hi_IN"/>
-          </w:rPr>
-          <w:rPr>
-            <w:color w:val="0000EE"/>
-            <w:u w:val="single"/>
-          </w:rPr>
-          <w:t>1 रा 18:1–40</w:t>
-        </w:r>
-      </w:hyperlink>
+      <w:r>
+        <w:rPr>
+          <w:lang w:val="hi_IN" w:bidi="hi_IN"/>
+        </w:rPr>
+        <w:t>1 रा 18:1–40</w:t>
+      </w:r>
       <w:r>
         <w:rPr>
           <w:lang w:val="hi_IN" w:bidi="hi_IN"/>
@@ -1790,18 +1490,12 @@
         </w:rPr>
         <w:t xml:space="preserve"> (</w:t>
       </w:r>
-      <w:hyperlink r:id="rId61">
-        <w:r>
-          <w:rPr>
-            <w:lang w:val="hi_IN" w:bidi="hi_IN"/>
-          </w:rPr>
-          <w:rPr>
-            <w:color w:val="0000EE"/>
-            <w:u w:val="single"/>
-          </w:rPr>
-          <w:t>1 रा 18:41–46</w:t>
-        </w:r>
-      </w:hyperlink>
+      <w:r>
+        <w:rPr>
+          <w:lang w:val="hi_IN" w:bidi="hi_IN"/>
+        </w:rPr>
+        <w:t>1 रा 18:41–46</w:t>
+      </w:r>
       <w:r>
         <w:rPr>
           <w:lang w:val="hi_IN" w:bidi="hi_IN"/>
@@ -1840,18 +1534,12 @@
         </w:rPr>
         <w:t>(</w:t>
       </w:r>
-      <w:hyperlink r:id="rId62">
-        <w:r>
-          <w:rPr>
-            <w:lang w:val="hi_IN" w:bidi="hi_IN"/>
-          </w:rPr>
-          <w:rPr>
-            <w:color w:val="0000EE"/>
-            <w:u w:val="single"/>
-          </w:rPr>
-          <w:t>1 रा 19:1–2</w:t>
-        </w:r>
-      </w:hyperlink>
+      <w:r>
+        <w:rPr>
+          <w:lang w:val="hi_IN" w:bidi="hi_IN"/>
+        </w:rPr>
+        <w:t>1 रा 19:1–2</w:t>
+      </w:r>
       <w:r>
         <w:rPr>
           <w:lang w:val="hi_IN" w:bidi="hi_IN"/>
@@ -1882,18 +1570,12 @@
         </w:rPr>
         <w:t xml:space="preserve"> (</w:t>
       </w:r>
-      <w:hyperlink r:id="rId63">
-        <w:r>
-          <w:rPr>
-            <w:lang w:val="hi_IN" w:bidi="hi_IN"/>
-          </w:rPr>
-          <w:rPr>
-            <w:color w:val="0000EE"/>
-            <w:u w:val="single"/>
-          </w:rPr>
-          <w:t>1 रा 19:3–18</w:t>
-        </w:r>
-      </w:hyperlink>
+      <w:r>
+        <w:rPr>
+          <w:lang w:val="hi_IN" w:bidi="hi_IN"/>
+        </w:rPr>
+        <w:t>1 रा 19:3–18</w:t>
+      </w:r>
       <w:r>
         <w:rPr>
           <w:lang w:val="hi_IN" w:bidi="hi_IN"/>
@@ -1926,18 +1608,12 @@
         </w:rPr>
         <w:t xml:space="preserve"> (</w:t>
       </w:r>
-      <w:hyperlink r:id="rId64">
-        <w:r>
-          <w:rPr>
-            <w:lang w:val="hi_IN" w:bidi="hi_IN"/>
-          </w:rPr>
-          <w:rPr>
-            <w:color w:val="0000EE"/>
-            <w:u w:val="single"/>
-          </w:rPr>
-          <w:t>2 रा 2:11–12</w:t>
-        </w:r>
-      </w:hyperlink>
+      <w:r>
+        <w:rPr>
+          <w:lang w:val="hi_IN" w:bidi="hi_IN"/>
+        </w:rPr>
+        <w:t>2 रा 2:11–12</w:t>
+      </w:r>
       <w:r>
         <w:rPr>
           <w:lang w:val="hi_IN" w:bidi="hi_IN"/>
@@ -1956,36 +1632,24 @@
         </w:rPr>
         <w:t xml:space="preserve">(देखें </w:t>
       </w:r>
-      <w:hyperlink r:id="rId65">
-        <w:r>
-          <w:rPr>
-            <w:lang w:val="hi_IN" w:bidi="hi_IN"/>
-          </w:rPr>
-          <w:rPr>
-            <w:color w:val="0000EE"/>
-            <w:u w:val="single"/>
-          </w:rPr>
-          <w:t>2 रा 2:1–9:13</w:t>
-        </w:r>
-      </w:hyperlink>
+      <w:r>
+        <w:rPr>
+          <w:lang w:val="hi_IN" w:bidi="hi_IN"/>
+        </w:rPr>
+        <w:t>2 रा 2:1–9:13</w:t>
+      </w:r>
       <w:r>
         <w:rPr>
           <w:lang w:val="hi_IN" w:bidi="hi_IN"/>
         </w:rPr>
         <w:t xml:space="preserve">; </w:t>
       </w:r>
-      <w:hyperlink r:id="rId66">
-        <w:r>
-          <w:rPr>
-            <w:lang w:val="hi_IN" w:bidi="hi_IN"/>
-          </w:rPr>
-          <w:rPr>
-            <w:color w:val="0000EE"/>
-            <w:u w:val="single"/>
-          </w:rPr>
-          <w:t>13:14–25</w:t>
-        </w:r>
-      </w:hyperlink>
+      <w:r>
+        <w:rPr>
+          <w:lang w:val="hi_IN" w:bidi="hi_IN"/>
+        </w:rPr>
+        <w:t>13:14–25</w:t>
+      </w:r>
       <w:r>
         <w:rPr>
           <w:lang w:val="hi_IN" w:bidi="hi_IN"/>
@@ -2012,18 +1676,12 @@
         </w:rPr>
         <w:t xml:space="preserve"> (</w:t>
       </w:r>
-      <w:hyperlink r:id="rId67">
-        <w:r>
-          <w:rPr>
-            <w:lang w:val="hi_IN" w:bidi="hi_IN"/>
-          </w:rPr>
-          <w:rPr>
-            <w:color w:val="0000EE"/>
-            <w:u w:val="single"/>
-          </w:rPr>
-          <w:t>मला 4:5–6</w:t>
-        </w:r>
-      </w:hyperlink>
+      <w:r>
+        <w:rPr>
+          <w:lang w:val="hi_IN" w:bidi="hi_IN"/>
+        </w:rPr>
+        <w:t>मला 4:5–6</w:t>
+      </w:r>
       <w:r>
         <w:rPr>
           <w:lang w:val="hi_IN" w:bidi="hi_IN"/>
@@ -2042,90 +1700,60 @@
         </w:rPr>
         <w:t xml:space="preserve">(देखें </w:t>
       </w:r>
-      <w:hyperlink r:id="rId68">
-        <w:r>
-          <w:rPr>
-            <w:lang w:val="hi_IN" w:bidi="hi_IN"/>
-          </w:rPr>
-          <w:rPr>
-            <w:color w:val="0000EE"/>
-            <w:u w:val="single"/>
-          </w:rPr>
-          <w:t>मत्ती 11:7–14</w:t>
-        </w:r>
-      </w:hyperlink>
+      <w:r>
+        <w:rPr>
+          <w:lang w:val="hi_IN" w:bidi="hi_IN"/>
+        </w:rPr>
+        <w:t>मत्ती 11:7–14</w:t>
+      </w:r>
       <w:r>
         <w:rPr>
           <w:lang w:val="hi_IN" w:bidi="hi_IN"/>
         </w:rPr>
         <w:t xml:space="preserve">; </w:t>
       </w:r>
-      <w:hyperlink r:id="rId69">
-        <w:r>
-          <w:rPr>
-            <w:lang w:val="hi_IN" w:bidi="hi_IN"/>
-          </w:rPr>
-          <w:rPr>
-            <w:color w:val="0000EE"/>
-            <w:u w:val="single"/>
-          </w:rPr>
-          <w:t>17:10–13</w:t>
-        </w:r>
-      </w:hyperlink>
+      <w:r>
+        <w:rPr>
+          <w:lang w:val="hi_IN" w:bidi="hi_IN"/>
+        </w:rPr>
+        <w:t>17:10–13</w:t>
+      </w:r>
       <w:r>
         <w:rPr>
           <w:lang w:val="hi_IN" w:bidi="hi_IN"/>
         </w:rPr>
         <w:t xml:space="preserve">; </w:t>
       </w:r>
-      <w:hyperlink r:id="rId70">
-        <w:r>
-          <w:rPr>
-            <w:lang w:val="hi_IN" w:bidi="hi_IN"/>
-          </w:rPr>
-          <w:rPr>
-            <w:color w:val="0000EE"/>
-            <w:u w:val="single"/>
-          </w:rPr>
-          <w:t>लूका 1:17</w:t>
-        </w:r>
-      </w:hyperlink>
+      <w:r>
+        <w:rPr>
+          <w:lang w:val="hi_IN" w:bidi="hi_IN"/>
+        </w:rPr>
+        <w:t>लूका 1:17</w:t>
+      </w:r>
       <w:r>
         <w:rPr>
           <w:lang w:val="hi_IN" w:bidi="hi_IN"/>
         </w:rPr>
         <w:t xml:space="preserve">)। यीशु के रूपान्तरण के दौरान एलिय्याह मूसा के साथ प्रकट हुए (जब यीशु का रूप बदल गया कि उनकी ईश्वरीय महिमा दिखाई दे; </w:t>
       </w:r>
-      <w:hyperlink r:id="rId71">
-        <w:r>
-          <w:rPr>
-            <w:lang w:val="hi_IN" w:bidi="hi_IN"/>
-          </w:rPr>
-          <w:rPr>
-            <w:color w:val="0000EE"/>
-            <w:u w:val="single"/>
-          </w:rPr>
-          <w:t>मत्ती 17:1–9</w:t>
-        </w:r>
-      </w:hyperlink>
+      <w:r>
+        <w:rPr>
+          <w:lang w:val="hi_IN" w:bidi="hi_IN"/>
+        </w:rPr>
+        <w:t>मत्ती 17:1–9</w:t>
+      </w:r>
       <w:r>
         <w:rPr>
           <w:lang w:val="hi_IN" w:bidi="hi_IN"/>
         </w:rPr>
         <w:t xml:space="preserve">)। </w:t>
       </w:r>
-      <w:hyperlink r:id="rId72">
-        <w:r>
-          <w:rPr>
-            <w:lang w:val="hi_IN" w:bidi="hi_IN"/>
-          </w:rPr>
-          <w:rPr>
-            <w:color w:val="0000EE"/>
-            <w:u w:val="single"/>
-          </w:rPr>
-          <w:t>प्रकाशितवाक्य 11:3–12</w:t>
-        </w:r>
-      </w:hyperlink>
+      <w:r>
+        <w:rPr>
+          <w:lang w:val="hi_IN" w:bidi="hi_IN"/>
+        </w:rPr>
+        <w:t>प्रकाशितवाक्य 11:3–12</w:t>
+      </w:r>
       <w:r>
         <w:rPr>
           <w:lang w:val="hi_IN" w:bidi="hi_IN"/>
@@ -2156,54 +1784,36 @@
         </w:rPr>
         <w:t xml:space="preserve"> (</w:t>
       </w:r>
-      <w:hyperlink r:id="rId73">
-        <w:r>
-          <w:rPr>
-            <w:lang w:val="hi_IN" w:bidi="hi_IN"/>
-          </w:rPr>
-          <w:rPr>
-            <w:color w:val="0000EE"/>
-            <w:u w:val="single"/>
-          </w:rPr>
-          <w:t>लूका 4:25–26</w:t>
-        </w:r>
-      </w:hyperlink>
+      <w:r>
+        <w:rPr>
+          <w:lang w:val="hi_IN" w:bidi="hi_IN"/>
+        </w:rPr>
+        <w:t>लूका 4:25–26</w:t>
+      </w:r>
       <w:r>
         <w:rPr>
           <w:lang w:val="hi_IN" w:bidi="hi_IN"/>
         </w:rPr>
         <w:t xml:space="preserve">; </w:t>
       </w:r>
-      <w:hyperlink r:id="rId74">
-        <w:r>
-          <w:rPr>
-            <w:lang w:val="hi_IN" w:bidi="hi_IN"/>
-          </w:rPr>
-          <w:rPr>
-            <w:color w:val="0000EE"/>
-            <w:u w:val="single"/>
-          </w:rPr>
-          <w:t>रोम 11:2–6</w:t>
-        </w:r>
-      </w:hyperlink>
+      <w:r>
+        <w:rPr>
+          <w:lang w:val="hi_IN" w:bidi="hi_IN"/>
+        </w:rPr>
+        <w:t>रोम 11:2–6</w:t>
+      </w:r>
       <w:r>
         <w:rPr>
           <w:lang w:val="hi_IN" w:bidi="hi_IN"/>
         </w:rPr>
         <w:t xml:space="preserve">; </w:t>
       </w:r>
-      <w:hyperlink r:id="rId75">
-        <w:r>
-          <w:rPr>
-            <w:lang w:val="hi_IN" w:bidi="hi_IN"/>
-          </w:rPr>
-          <w:rPr>
-            <w:color w:val="0000EE"/>
-            <w:u w:val="single"/>
-          </w:rPr>
-          <w:t>याकू 5:17–18</w:t>
-        </w:r>
-      </w:hyperlink>
+      <w:r>
+        <w:rPr>
+          <w:lang w:val="hi_IN" w:bidi="hi_IN"/>
+        </w:rPr>
+        <w:t>याकू 5:17–18</w:t>
+      </w:r>
       <w:r>
         <w:rPr>
           <w:lang w:val="hi_IN" w:bidi="hi_IN"/>
@@ -2233,396 +1843,264 @@
           <w:lang w:val="hi_IN" w:bidi="hi_IN"/>
         </w:rPr>
       </w:r>
-      <w:hyperlink r:id="rId76">
-        <w:r>
-          <w:rPr>
-            <w:lang w:val="hi_IN" w:bidi="hi_IN"/>
-          </w:rPr>
-          <w:rPr>
-            <w:color w:val="0000EE"/>
-            <w:u w:val="single"/>
-          </w:rPr>
-          <w:t>1 राजा 17:1–19:21</w:t>
-        </w:r>
-      </w:hyperlink>
+      <w:r>
+        <w:rPr>
+          <w:lang w:val="hi_IN" w:bidi="hi_IN"/>
+        </w:rPr>
+        <w:t>1 राजा 17:1–19:21</w:t>
+      </w:r>
       <w:r>
         <w:rPr>
           <w:lang w:val="hi_IN" w:bidi="hi_IN"/>
         </w:rPr>
         <w:t xml:space="preserve">; </w:t>
       </w:r>
-      <w:hyperlink r:id="rId77">
-        <w:r>
-          <w:rPr>
-            <w:lang w:val="hi_IN" w:bidi="hi_IN"/>
-          </w:rPr>
-          <w:rPr>
-            <w:color w:val="0000EE"/>
-            <w:u w:val="single"/>
-          </w:rPr>
-          <w:t>21:1–29</w:t>
-        </w:r>
-      </w:hyperlink>
+      <w:r>
+        <w:rPr>
+          <w:lang w:val="hi_IN" w:bidi="hi_IN"/>
+        </w:rPr>
+        <w:t>21:1–29</w:t>
+      </w:r>
       <w:r>
         <w:rPr>
           <w:lang w:val="hi_IN" w:bidi="hi_IN"/>
         </w:rPr>
         <w:t xml:space="preserve">; </w:t>
       </w:r>
-      <w:hyperlink r:id="rId78">
-        <w:r>
-          <w:rPr>
-            <w:lang w:val="hi_IN" w:bidi="hi_IN"/>
-          </w:rPr>
-          <w:rPr>
-            <w:color w:val="0000EE"/>
-            <w:u w:val="single"/>
-          </w:rPr>
-          <w:t>2 राजा 1:1–2:25</w:t>
-        </w:r>
-      </w:hyperlink>
+      <w:r>
+        <w:rPr>
+          <w:lang w:val="hi_IN" w:bidi="hi_IN"/>
+        </w:rPr>
+        <w:t>2 राजा 1:1–2:25</w:t>
+      </w:r>
       <w:r>
         <w:rPr>
           <w:lang w:val="hi_IN" w:bidi="hi_IN"/>
         </w:rPr>
         <w:t xml:space="preserve">; </w:t>
       </w:r>
-      <w:hyperlink r:id="rId79">
-        <w:r>
-          <w:rPr>
-            <w:lang w:val="hi_IN" w:bidi="hi_IN"/>
-          </w:rPr>
-          <w:rPr>
-            <w:color w:val="0000EE"/>
-            <w:u w:val="single"/>
-          </w:rPr>
-          <w:t>9:36</w:t>
-        </w:r>
-      </w:hyperlink>
+      <w:r>
+        <w:rPr>
+          <w:lang w:val="hi_IN" w:bidi="hi_IN"/>
+        </w:rPr>
+        <w:t>9:36</w:t>
+      </w:r>
       <w:r>
         <w:rPr>
           <w:lang w:val="hi_IN" w:bidi="hi_IN"/>
         </w:rPr>
         <w:t xml:space="preserve">; </w:t>
       </w:r>
-      <w:hyperlink r:id="rId80">
-        <w:r>
-          <w:rPr>
-            <w:lang w:val="hi_IN" w:bidi="hi_IN"/>
-          </w:rPr>
-          <w:rPr>
-            <w:color w:val="0000EE"/>
-            <w:u w:val="single"/>
-          </w:rPr>
-          <w:t>10:10</w:t>
-        </w:r>
-      </w:hyperlink>
+      <w:r>
+        <w:rPr>
+          <w:lang w:val="hi_IN" w:bidi="hi_IN"/>
+        </w:rPr>
+        <w:t>10:10</w:t>
+      </w:r>
       <w:r>
         <w:rPr>
           <w:lang w:val="hi_IN" w:bidi="hi_IN"/>
         </w:rPr>
         <w:t xml:space="preserve">, </w:t>
       </w:r>
-      <w:hyperlink r:id="rId81">
-        <w:r>
-          <w:rPr>
-            <w:lang w:val="hi_IN" w:bidi="hi_IN"/>
-          </w:rPr>
-          <w:rPr>
-            <w:color w:val="0000EE"/>
-            <w:u w:val="single"/>
-          </w:rPr>
-          <w:t>17</w:t>
-        </w:r>
-      </w:hyperlink>
+      <w:r>
+        <w:rPr>
+          <w:lang w:val="hi_IN" w:bidi="hi_IN"/>
+        </w:rPr>
+        <w:t>17</w:t>
+      </w:r>
       <w:r>
         <w:rPr>
           <w:lang w:val="hi_IN" w:bidi="hi_IN"/>
         </w:rPr>
         <w:t xml:space="preserve">; </w:t>
       </w:r>
-      <w:hyperlink r:id="rId82">
-        <w:r>
-          <w:rPr>
-            <w:lang w:val="hi_IN" w:bidi="hi_IN"/>
-          </w:rPr>
-          <w:rPr>
-            <w:color w:val="0000EE"/>
-            <w:u w:val="single"/>
-          </w:rPr>
-          <w:t>2 इतिहास 21:12–15</w:t>
-        </w:r>
-      </w:hyperlink>
+      <w:r>
+        <w:rPr>
+          <w:lang w:val="hi_IN" w:bidi="hi_IN"/>
+        </w:rPr>
+        <w:t>2 इतिहास 21:12–15</w:t>
+      </w:r>
       <w:r>
         <w:rPr>
           <w:lang w:val="hi_IN" w:bidi="hi_IN"/>
         </w:rPr>
         <w:t xml:space="preserve">; </w:t>
       </w:r>
-      <w:hyperlink r:id="rId67">
-        <w:r>
-          <w:rPr>
-            <w:lang w:val="hi_IN" w:bidi="hi_IN"/>
-          </w:rPr>
-          <w:rPr>
-            <w:color w:val="0000EE"/>
-            <w:u w:val="single"/>
-          </w:rPr>
-          <w:t>मलाकी 4:5–6</w:t>
-        </w:r>
-      </w:hyperlink>
+      <w:r>
+        <w:rPr>
+          <w:lang w:val="hi_IN" w:bidi="hi_IN"/>
+        </w:rPr>
+        <w:t>मलाकी 4:5–6</w:t>
+      </w:r>
       <w:r>
         <w:rPr>
           <w:lang w:val="hi_IN" w:bidi="hi_IN"/>
         </w:rPr>
         <w:t xml:space="preserve">; </w:t>
       </w:r>
-      <w:hyperlink r:id="rId83">
-        <w:r>
-          <w:rPr>
-            <w:lang w:val="hi_IN" w:bidi="hi_IN"/>
-          </w:rPr>
-          <w:rPr>
-            <w:color w:val="0000EE"/>
-            <w:u w:val="single"/>
-          </w:rPr>
-          <w:t>मत्ती 11:14</w:t>
-        </w:r>
-      </w:hyperlink>
+      <w:r>
+        <w:rPr>
+          <w:lang w:val="hi_IN" w:bidi="hi_IN"/>
+        </w:rPr>
+        <w:t>मत्ती 11:14</w:t>
+      </w:r>
       <w:r>
         <w:rPr>
           <w:lang w:val="hi_IN" w:bidi="hi_IN"/>
         </w:rPr>
         <w:t xml:space="preserve">; </w:t>
       </w:r>
-      <w:hyperlink r:id="rId84">
-        <w:r>
-          <w:rPr>
-            <w:lang w:val="hi_IN" w:bidi="hi_IN"/>
-          </w:rPr>
-          <w:rPr>
-            <w:color w:val="0000EE"/>
-            <w:u w:val="single"/>
-          </w:rPr>
-          <w:t>16:14</w:t>
-        </w:r>
-      </w:hyperlink>
+      <w:r>
+        <w:rPr>
+          <w:lang w:val="hi_IN" w:bidi="hi_IN"/>
+        </w:rPr>
+        <w:t>16:14</w:t>
+      </w:r>
       <w:r>
         <w:rPr>
           <w:lang w:val="hi_IN" w:bidi="hi_IN"/>
         </w:rPr>
         <w:t xml:space="preserve">; </w:t>
       </w:r>
-      <w:hyperlink r:id="rId85">
-        <w:r>
-          <w:rPr>
-            <w:lang w:val="hi_IN" w:bidi="hi_IN"/>
-          </w:rPr>
-          <w:rPr>
-            <w:color w:val="0000EE"/>
-            <w:u w:val="single"/>
-          </w:rPr>
-          <w:t>17:1–13</w:t>
-        </w:r>
-      </w:hyperlink>
+      <w:r>
+        <w:rPr>
+          <w:lang w:val="hi_IN" w:bidi="hi_IN"/>
+        </w:rPr>
+        <w:t>17:1–13</w:t>
+      </w:r>
       <w:r>
         <w:rPr>
           <w:lang w:val="hi_IN" w:bidi="hi_IN"/>
         </w:rPr>
         <w:t xml:space="preserve">; </w:t>
       </w:r>
-      <w:hyperlink r:id="rId86">
-        <w:r>
-          <w:rPr>
-            <w:lang w:val="hi_IN" w:bidi="hi_IN"/>
-          </w:rPr>
-          <w:rPr>
-            <w:color w:val="0000EE"/>
-            <w:u w:val="single"/>
-          </w:rPr>
-          <w:t>27:45–49</w:t>
-        </w:r>
-      </w:hyperlink>
+      <w:r>
+        <w:rPr>
+          <w:lang w:val="hi_IN" w:bidi="hi_IN"/>
+        </w:rPr>
+        <w:t>27:45–49</w:t>
+      </w:r>
       <w:r>
         <w:rPr>
           <w:lang w:val="hi_IN" w:bidi="hi_IN"/>
         </w:rPr>
         <w:t xml:space="preserve">; </w:t>
       </w:r>
-      <w:hyperlink r:id="rId87">
-        <w:r>
-          <w:rPr>
-            <w:lang w:val="hi_IN" w:bidi="hi_IN"/>
-          </w:rPr>
-          <w:rPr>
-            <w:color w:val="0000EE"/>
-            <w:u w:val="single"/>
-          </w:rPr>
-          <w:t>मरकुस 6:15</w:t>
-        </w:r>
-      </w:hyperlink>
+      <w:r>
+        <w:rPr>
+          <w:lang w:val="hi_IN" w:bidi="hi_IN"/>
+        </w:rPr>
+        <w:t>मरकुस 6:15</w:t>
+      </w:r>
       <w:r>
         <w:rPr>
           <w:lang w:val="hi_IN" w:bidi="hi_IN"/>
         </w:rPr>
         <w:t xml:space="preserve">; </w:t>
       </w:r>
-      <w:hyperlink r:id="rId88">
-        <w:r>
-          <w:rPr>
-            <w:lang w:val="hi_IN" w:bidi="hi_IN"/>
-          </w:rPr>
-          <w:rPr>
-            <w:color w:val="0000EE"/>
-            <w:u w:val="single"/>
-          </w:rPr>
-          <w:t>8:28</w:t>
-        </w:r>
-      </w:hyperlink>
+      <w:r>
+        <w:rPr>
+          <w:lang w:val="hi_IN" w:bidi="hi_IN"/>
+        </w:rPr>
+        <w:t>8:28</w:t>
+      </w:r>
       <w:r>
         <w:rPr>
           <w:lang w:val="hi_IN" w:bidi="hi_IN"/>
         </w:rPr>
         <w:t xml:space="preserve">; </w:t>
       </w:r>
-      <w:hyperlink r:id="rId89">
-        <w:r>
-          <w:rPr>
-            <w:lang w:val="hi_IN" w:bidi="hi_IN"/>
-          </w:rPr>
-          <w:rPr>
-            <w:color w:val="0000EE"/>
-            <w:u w:val="single"/>
-          </w:rPr>
-          <w:t>9:2–13</w:t>
-        </w:r>
-      </w:hyperlink>
+      <w:r>
+        <w:rPr>
+          <w:lang w:val="hi_IN" w:bidi="hi_IN"/>
+        </w:rPr>
+        <w:t>9:2–13</w:t>
+      </w:r>
       <w:r>
         <w:rPr>
           <w:lang w:val="hi_IN" w:bidi="hi_IN"/>
         </w:rPr>
         <w:t xml:space="preserve">; </w:t>
       </w:r>
-      <w:hyperlink r:id="rId90">
-        <w:r>
-          <w:rPr>
-            <w:lang w:val="hi_IN" w:bidi="hi_IN"/>
-          </w:rPr>
-          <w:rPr>
-            <w:color w:val="0000EE"/>
-            <w:u w:val="single"/>
-          </w:rPr>
-          <w:t>15:33–36</w:t>
-        </w:r>
-      </w:hyperlink>
+      <w:r>
+        <w:rPr>
+          <w:lang w:val="hi_IN" w:bidi="hi_IN"/>
+        </w:rPr>
+        <w:t>15:33–36</w:t>
+      </w:r>
       <w:r>
         <w:rPr>
           <w:lang w:val="hi_IN" w:bidi="hi_IN"/>
         </w:rPr>
         <w:t xml:space="preserve">; </w:t>
       </w:r>
-      <w:hyperlink r:id="rId70">
-        <w:r>
-          <w:rPr>
-            <w:lang w:val="hi_IN" w:bidi="hi_IN"/>
-          </w:rPr>
-          <w:rPr>
-            <w:color w:val="0000EE"/>
-            <w:u w:val="single"/>
-          </w:rPr>
-          <w:t>लूका 1:17</w:t>
-        </w:r>
-      </w:hyperlink>
+      <w:r>
+        <w:rPr>
+          <w:lang w:val="hi_IN" w:bidi="hi_IN"/>
+        </w:rPr>
+        <w:t>लूका 1:17</w:t>
+      </w:r>
       <w:r>
         <w:rPr>
           <w:lang w:val="hi_IN" w:bidi="hi_IN"/>
         </w:rPr>
         <w:t xml:space="preserve">; </w:t>
       </w:r>
-      <w:hyperlink r:id="rId91">
-        <w:r>
-          <w:rPr>
-            <w:lang w:val="hi_IN" w:bidi="hi_IN"/>
-          </w:rPr>
-          <w:rPr>
-            <w:color w:val="0000EE"/>
-            <w:u w:val="single"/>
-          </w:rPr>
-          <w:t>4:26</w:t>
-        </w:r>
-      </w:hyperlink>
+      <w:r>
+        <w:rPr>
+          <w:lang w:val="hi_IN" w:bidi="hi_IN"/>
+        </w:rPr>
+        <w:t>4:26</w:t>
+      </w:r>
       <w:r>
         <w:rPr>
           <w:lang w:val="hi_IN" w:bidi="hi_IN"/>
         </w:rPr>
         <w:t xml:space="preserve">; </w:t>
       </w:r>
-      <w:hyperlink r:id="rId92">
-        <w:r>
-          <w:rPr>
-            <w:lang w:val="hi_IN" w:bidi="hi_IN"/>
-          </w:rPr>
-          <w:rPr>
-            <w:color w:val="0000EE"/>
-            <w:u w:val="single"/>
-          </w:rPr>
-          <w:t>9:28–36</w:t>
-        </w:r>
-      </w:hyperlink>
+      <w:r>
+        <w:rPr>
+          <w:lang w:val="hi_IN" w:bidi="hi_IN"/>
+        </w:rPr>
+        <w:t>9:28–36</w:t>
+      </w:r>
       <w:r>
         <w:rPr>
           <w:lang w:val="hi_IN" w:bidi="hi_IN"/>
         </w:rPr>
         <w:t xml:space="preserve">; </w:t>
       </w:r>
-      <w:hyperlink r:id="rId93">
-        <w:r>
-          <w:rPr>
-            <w:lang w:val="hi_IN" w:bidi="hi_IN"/>
-          </w:rPr>
-          <w:rPr>
-            <w:color w:val="0000EE"/>
-            <w:u w:val="single"/>
-          </w:rPr>
-          <w:t>यूहन्ना 1:19–28</w:t>
-        </w:r>
-      </w:hyperlink>
+      <w:r>
+        <w:rPr>
+          <w:lang w:val="hi_IN" w:bidi="hi_IN"/>
+        </w:rPr>
+        <w:t>यूहन्ना 1:19–28</w:t>
+      </w:r>
       <w:r>
         <w:rPr>
           <w:lang w:val="hi_IN" w:bidi="hi_IN"/>
         </w:rPr>
         <w:t xml:space="preserve">; </w:t>
       </w:r>
-      <w:hyperlink r:id="rId94">
-        <w:r>
-          <w:rPr>
-            <w:lang w:val="hi_IN" w:bidi="hi_IN"/>
-          </w:rPr>
-          <w:rPr>
-            <w:color w:val="0000EE"/>
-            <w:u w:val="single"/>
-          </w:rPr>
-          <w:t>रोमियों 11:1–6</w:t>
-        </w:r>
-      </w:hyperlink>
+      <w:r>
+        <w:rPr>
+          <w:lang w:val="hi_IN" w:bidi="hi_IN"/>
+        </w:rPr>
+        <w:t>रोमियों 11:1–6</w:t>
+      </w:r>
       <w:r>
         <w:rPr>
           <w:lang w:val="hi_IN" w:bidi="hi_IN"/>
         </w:rPr>
         <w:t xml:space="preserve">; </w:t>
       </w:r>
-      <w:hyperlink r:id="rId95">
-        <w:r>
-          <w:rPr>
-            <w:lang w:val="hi_IN" w:bidi="hi_IN"/>
-          </w:rPr>
-          <w:rPr>
-            <w:color w:val="0000EE"/>
-            <w:u w:val="single"/>
-          </w:rPr>
-          <w:t>याकूब 5:17</w:t>
-        </w:r>
-      </w:hyperlink>
+      <w:r>
+        <w:rPr>
+          <w:lang w:val="hi_IN" w:bidi="hi_IN"/>
+        </w:rPr>
+        <w:t>याकूब 5:17</w:t>
+      </w:r>
       <w:r>
         <w:rPr>
           <w:lang w:val="hi_IN" w:bidi="hi_IN"/>
@@ -2695,54 +2173,36 @@
         </w:rPr>
         <w:t xml:space="preserve"> में सेवा करते थे, जो न्यायियों के समय में आराधना का मुख्य स्थान था। एली संभवतः हारून के सबसे छोटे पुत्र, ईतामार, के वंशज थे (देखें </w:t>
       </w:r>
-      <w:hyperlink r:id="rId49">
-        <w:r>
-          <w:rPr>
-            <w:lang w:val="hi_IN" w:bidi="hi_IN"/>
-          </w:rPr>
-          <w:rPr>
-            <w:color w:val="0000EE"/>
-            <w:u w:val="single"/>
-          </w:rPr>
-          <w:t>1 रा 2:27</w:t>
-        </w:r>
-      </w:hyperlink>
+      <w:r>
+        <w:rPr>
+          <w:lang w:val="hi_IN" w:bidi="hi_IN"/>
+        </w:rPr>
+        <w:t>1 रा 2:27</w:t>
+      </w:r>
       <w:r>
         <w:rPr>
           <w:lang w:val="hi_IN" w:bidi="hi_IN"/>
         </w:rPr>
         <w:t xml:space="preserve">; </w:t>
       </w:r>
-      <w:hyperlink r:id="rId43">
-        <w:r>
-          <w:rPr>
-            <w:lang w:val="hi_IN" w:bidi="hi_IN"/>
-          </w:rPr>
-          <w:rPr>
-            <w:color w:val="0000EE"/>
-            <w:u w:val="single"/>
-          </w:rPr>
-          <w:t>1 इति 18:16</w:t>
-        </w:r>
-      </w:hyperlink>
+      <w:r>
+        <w:rPr>
+          <w:lang w:val="hi_IN" w:bidi="hi_IN"/>
+        </w:rPr>
+        <w:t>1 इति 18:16</w:t>
+      </w:r>
       <w:r>
         <w:rPr>
           <w:lang w:val="hi_IN" w:bidi="hi_IN"/>
         </w:rPr>
         <w:t xml:space="preserve">; </w:t>
       </w:r>
-      <w:hyperlink r:id="rId44">
-        <w:r>
-          <w:rPr>
-            <w:lang w:val="hi_IN" w:bidi="hi_IN"/>
-          </w:rPr>
-          <w:rPr>
-            <w:color w:val="0000EE"/>
-            <w:u w:val="single"/>
-          </w:rPr>
-          <w:t>24:3</w:t>
-        </w:r>
-      </w:hyperlink>
+      <w:r>
+        <w:rPr>
+          <w:lang w:val="hi_IN" w:bidi="hi_IN"/>
+        </w:rPr>
+        <w:t>24:3</w:t>
+      </w:r>
       <w:r>
         <w:rPr>
           <w:lang w:val="hi_IN" w:bidi="hi_IN"/>
@@ -2813,18 +2273,12 @@
         </w:rPr>
         <w:t>(</w:t>
       </w:r>
-      <w:hyperlink r:id="rId96">
-        <w:r>
-          <w:rPr>
-            <w:lang w:val="hi_IN" w:bidi="hi_IN"/>
-          </w:rPr>
-          <w:rPr>
-            <w:color w:val="0000EE"/>
-            <w:u w:val="single"/>
-          </w:rPr>
-          <w:t>1 शमू 2:26</w:t>
-        </w:r>
-      </w:hyperlink>
+      <w:r>
+        <w:rPr>
+          <w:lang w:val="hi_IN" w:bidi="hi_IN"/>
+        </w:rPr>
+        <w:t>1 शमू 2:26</w:t>
+      </w:r>
       <w:r>
         <w:rPr>
           <w:lang w:val="hi_IN" w:bidi="hi_IN"/>
@@ -2843,18 +2297,12 @@
         </w:rPr>
         <w:t xml:space="preserve"> थे (</w:t>
       </w:r>
-      <w:hyperlink r:id="rId97">
-        <w:r>
-          <w:rPr>
-            <w:lang w:val="hi_IN" w:bidi="hi_IN"/>
-          </w:rPr>
-          <w:rPr>
-            <w:color w:val="0000EE"/>
-            <w:u w:val="single"/>
-          </w:rPr>
-          <w:t>1 शमू 2:12</w:t>
-        </w:r>
-      </w:hyperlink>
+      <w:r>
+        <w:rPr>
+          <w:lang w:val="hi_IN" w:bidi="hi_IN"/>
+        </w:rPr>
+        <w:t>1 शमू 2:12</w:t>
+      </w:r>
       <w:r>
         <w:rPr>
           <w:lang w:val="hi_IN" w:bidi="hi_IN"/>
@@ -2897,18 +2345,12 @@
         </w:rPr>
         <w:t>(</w:t>
       </w:r>
-      <w:hyperlink r:id="rId50">
-        <w:r>
-          <w:rPr>
-            <w:lang w:val="hi_IN" w:bidi="hi_IN"/>
-          </w:rPr>
-          <w:rPr>
-            <w:color w:val="0000EE"/>
-            <w:u w:val="single"/>
-          </w:rPr>
-          <w:t>1 शमू 2:27–36</w:t>
-        </w:r>
-      </w:hyperlink>
+      <w:r>
+        <w:rPr>
+          <w:lang w:val="hi_IN" w:bidi="hi_IN"/>
+        </w:rPr>
+        <w:t>1 शमू 2:27–36</w:t>
+      </w:r>
       <w:r>
         <w:rPr>
           <w:lang w:val="hi_IN" w:bidi="hi_IN"/>
@@ -2927,18 +2369,12 @@
         </w:rPr>
         <w:t>(</w:t>
       </w:r>
-      <w:hyperlink r:id="rId98">
-        <w:r>
-          <w:rPr>
-            <w:lang w:val="hi_IN" w:bidi="hi_IN"/>
-          </w:rPr>
-          <w:rPr>
-            <w:color w:val="0000EE"/>
-            <w:u w:val="single"/>
-          </w:rPr>
-          <w:t>1 शमू 3:1–14</w:t>
-        </w:r>
-      </w:hyperlink>
+      <w:r>
+        <w:rPr>
+          <w:lang w:val="hi_IN" w:bidi="hi_IN"/>
+        </w:rPr>
+        <w:t>1 शमू 3:1–14</w:t>
+      </w:r>
       <w:r>
         <w:rPr>
           <w:lang w:val="hi_IN" w:bidi="hi_IN"/>
@@ -2965,36 +2401,24 @@
         </w:rPr>
         <w:t xml:space="preserve"> (</w:t>
       </w:r>
-      <w:hyperlink r:id="rId99">
-        <w:r>
-          <w:rPr>
-            <w:lang w:val="hi_IN" w:bidi="hi_IN"/>
-          </w:rPr>
-          <w:rPr>
-            <w:color w:val="0000EE"/>
-            <w:u w:val="single"/>
-          </w:rPr>
-          <w:t>1 शमू 4:1–11</w:t>
-        </w:r>
-      </w:hyperlink>
+      <w:r>
+        <w:rPr>
+          <w:lang w:val="hi_IN" w:bidi="hi_IN"/>
+        </w:rPr>
+        <w:t>1 शमू 4:1–11</w:t>
+      </w:r>
       <w:r>
         <w:rPr>
           <w:lang w:val="hi_IN" w:bidi="hi_IN"/>
         </w:rPr>
         <w:t>)। जब अट्ठानवे वर्ष के एली ने यह समाचार सुनी, तो वह पीछे की ओर गिर गए, उनकी गर्दन टूट गई, और उनकी मृत्यु हो गई (</w:t>
       </w:r>
-      <w:hyperlink r:id="rId100">
-        <w:r>
-          <w:rPr>
-            <w:lang w:val="hi_IN" w:bidi="hi_IN"/>
-          </w:rPr>
-          <w:rPr>
-            <w:color w:val="0000EE"/>
-            <w:u w:val="single"/>
-          </w:rPr>
-          <w:t>1 शमू 4:12–18</w:t>
-        </w:r>
-      </w:hyperlink>
+      <w:r>
+        <w:rPr>
+          <w:lang w:val="hi_IN" w:bidi="hi_IN"/>
+        </w:rPr>
+        <w:t>1 शमू 4:12–18</w:t>
+      </w:r>
       <w:r>
         <w:rPr>
           <w:lang w:val="hi_IN" w:bidi="hi_IN"/>
@@ -3025,18 +2449,12 @@
         </w:rPr>
         <w:t>(</w:t>
       </w:r>
-      <w:hyperlink r:id="rId101">
-        <w:r>
-          <w:rPr>
-            <w:lang w:val="hi_IN" w:bidi="hi_IN"/>
-          </w:rPr>
-          <w:rPr>
-            <w:color w:val="0000EE"/>
-            <w:u w:val="single"/>
-          </w:rPr>
-          <w:t>1 शमू 4:19–22</w:t>
-        </w:r>
-      </w:hyperlink>
+      <w:r>
+        <w:rPr>
+          <w:lang w:val="hi_IN" w:bidi="hi_IN"/>
+        </w:rPr>
+        <w:t>1 शमू 4:19–22</w:t>
+      </w:r>
       <w:r>
         <w:rPr>
           <w:lang w:val="hi_IN" w:bidi="hi_IN"/>
@@ -3099,18 +2517,12 @@
         </w:rPr>
         <w:t xml:space="preserve"> (</w:t>
       </w:r>
-      <w:hyperlink r:id="rId49">
-        <w:r>
-          <w:rPr>
-            <w:lang w:val="hi_IN" w:bidi="hi_IN"/>
-          </w:rPr>
-          <w:rPr>
-            <w:color w:val="0000EE"/>
-            <w:u w:val="single"/>
-          </w:rPr>
-          <w:t>1 रा 2:27</w:t>
-        </w:r>
-      </w:hyperlink>
+      <w:r>
+        <w:rPr>
+          <w:lang w:val="hi_IN" w:bidi="hi_IN"/>
+        </w:rPr>
+        <w:t>1 रा 2:27</w:t>
+      </w:r>
       <w:r>
         <w:rPr>
           <w:lang w:val="hi_IN" w:bidi="hi_IN"/>
@@ -3140,72 +2552,48 @@
           <w:lang w:val="hi_IN" w:bidi="hi_IN"/>
         </w:rPr>
       </w:r>
-      <w:hyperlink r:id="rId102">
-        <w:r>
-          <w:rPr>
-            <w:lang w:val="hi_IN" w:bidi="hi_IN"/>
-          </w:rPr>
-          <w:rPr>
-            <w:color w:val="0000EE"/>
-            <w:u w:val="single"/>
-          </w:rPr>
-          <w:t>1 शमूएल 1:9–18</w:t>
-        </w:r>
-      </w:hyperlink>
+      <w:r>
+        <w:rPr>
+          <w:lang w:val="hi_IN" w:bidi="hi_IN"/>
+        </w:rPr>
+        <w:t>1 शमूएल 1:9–18</w:t>
+      </w:r>
       <w:r>
         <w:rPr>
           <w:lang w:val="hi_IN" w:bidi="hi_IN"/>
         </w:rPr>
         <w:t xml:space="preserve">, </w:t>
       </w:r>
-      <w:hyperlink r:id="rId103">
-        <w:r>
-          <w:rPr>
-            <w:lang w:val="hi_IN" w:bidi="hi_IN"/>
-          </w:rPr>
-          <w:rPr>
-            <w:color w:val="0000EE"/>
-            <w:u w:val="single"/>
-          </w:rPr>
-          <w:t>25–28</w:t>
-        </w:r>
-      </w:hyperlink>
+      <w:r>
+        <w:rPr>
+          <w:lang w:val="hi_IN" w:bidi="hi_IN"/>
+        </w:rPr>
+        <w:t>25–28</w:t>
+      </w:r>
       <w:r>
         <w:rPr>
           <w:lang w:val="hi_IN" w:bidi="hi_IN"/>
         </w:rPr>
         <w:t xml:space="preserve">; </w:t>
       </w:r>
-      <w:hyperlink r:id="rId104">
-        <w:r>
-          <w:rPr>
-            <w:lang w:val="hi_IN" w:bidi="hi_IN"/>
-          </w:rPr>
-          <w:rPr>
-            <w:color w:val="0000EE"/>
-            <w:u w:val="single"/>
-          </w:rPr>
-          <w:t>1 शमूएल 2:11–4:22</w:t>
-        </w:r>
-      </w:hyperlink>
+      <w:r>
+        <w:rPr>
+          <w:lang w:val="hi_IN" w:bidi="hi_IN"/>
+        </w:rPr>
+        <w:t>1 शमूएल 2:11–4:22</w:t>
+      </w:r>
       <w:r>
         <w:rPr>
           <w:lang w:val="hi_IN" w:bidi="hi_IN"/>
         </w:rPr>
         <w:t xml:space="preserve">; </w:t>
       </w:r>
-      <w:hyperlink r:id="rId49">
-        <w:r>
-          <w:rPr>
-            <w:lang w:val="hi_IN" w:bidi="hi_IN"/>
-          </w:rPr>
-          <w:rPr>
-            <w:color w:val="0000EE"/>
-            <w:u w:val="single"/>
-          </w:rPr>
-          <w:t>1 राजाओं 2:27</w:t>
-        </w:r>
-      </w:hyperlink>
+      <w:r>
+        <w:rPr>
+          <w:lang w:val="hi_IN" w:bidi="hi_IN"/>
+        </w:rPr>
+        <w:t>1 राजाओं 2:27</w:t>
+      </w:r>
       <w:r>
         <w:rPr>
           <w:lang w:val="hi_IN" w:bidi="hi_IN"/>
@@ -3266,18 +2654,12 @@
         </w:rPr>
         <w:t xml:space="preserve"> (</w:t>
       </w:r>
-      <w:hyperlink r:id="rId105">
-        <w:r>
-          <w:rPr>
-            <w:lang w:val="hi_IN" w:bidi="hi_IN"/>
-          </w:rPr>
-          <w:rPr>
-            <w:color w:val="0000EE"/>
-            <w:u w:val="single"/>
-          </w:rPr>
-          <w:t>निर्ग 6:23</w:t>
-        </w:r>
-      </w:hyperlink>
+      <w:r>
+        <w:rPr>
+          <w:lang w:val="hi_IN" w:bidi="hi_IN"/>
+        </w:rPr>
+        <w:t>निर्ग 6:23</w:t>
+      </w:r>
       <w:r>
         <w:rPr>
           <w:lang w:val="hi_IN" w:bidi="hi_IN"/>
@@ -3308,18 +2690,12 @@
         </w:rPr>
         <w:t>(</w:t>
       </w:r>
-      <w:hyperlink r:id="rId106">
-        <w:r>
-          <w:rPr>
-            <w:lang w:val="hi_IN" w:bidi="hi_IN"/>
-          </w:rPr>
-          <w:rPr>
-            <w:color w:val="0000EE"/>
-            <w:u w:val="single"/>
-          </w:rPr>
-          <w:t>लैव्य 10:1–7</w:t>
-        </w:r>
-      </w:hyperlink>
+      <w:r>
+        <w:rPr>
+          <w:lang w:val="hi_IN" w:bidi="hi_IN"/>
+        </w:rPr>
+        <w:t>लैव्य 10:1–7</w:t>
+      </w:r>
       <w:r>
         <w:rPr>
           <w:lang w:val="hi_IN" w:bidi="hi_IN"/>
@@ -3374,18 +2750,12 @@
         </w:rPr>
         <w:t xml:space="preserve"> (</w:t>
       </w:r>
-      <w:hyperlink r:id="rId107">
-        <w:r>
-          <w:rPr>
-            <w:lang w:val="hi_IN" w:bidi="hi_IN"/>
-          </w:rPr>
-          <w:rPr>
-            <w:color w:val="0000EE"/>
-            <w:u w:val="single"/>
-          </w:rPr>
-          <w:t>गिन 16:36–40</w:t>
-        </w:r>
-      </w:hyperlink>
+      <w:r>
+        <w:rPr>
+          <w:lang w:val="hi_IN" w:bidi="hi_IN"/>
+        </w:rPr>
+        <w:t>गिन 16:36–40</w:t>
+      </w:r>
       <w:r>
         <w:rPr>
           <w:lang w:val="hi_IN" w:bidi="hi_IN"/>
@@ -3412,18 +2782,12 @@
         </w:rPr>
         <w:t xml:space="preserve"> (</w:t>
       </w:r>
-      <w:hyperlink r:id="rId108">
-        <w:r>
-          <w:rPr>
-            <w:lang w:val="hi_IN" w:bidi="hi_IN"/>
-          </w:rPr>
-          <w:rPr>
-            <w:color w:val="0000EE"/>
-            <w:u w:val="single"/>
-          </w:rPr>
-          <w:t>गिन 20:1–13</w:t>
-        </w:r>
-      </w:hyperlink>
+      <w:r>
+        <w:rPr>
+          <w:lang w:val="hi_IN" w:bidi="hi_IN"/>
+        </w:rPr>
+        <w:t>गिन 20:1–13</w:t>
+      </w:r>
       <w:r>
         <w:rPr>
           <w:lang w:val="hi_IN" w:bidi="hi_IN"/>
@@ -3442,18 +2806,12 @@
         </w:rPr>
         <w:t xml:space="preserve"> (</w:t>
       </w:r>
-      <w:hyperlink r:id="rId109">
-        <w:r>
-          <w:rPr>
-            <w:lang w:val="hi_IN" w:bidi="hi_IN"/>
-          </w:rPr>
-          <w:rPr>
-            <w:color w:val="0000EE"/>
-            <w:u w:val="single"/>
-          </w:rPr>
-          <w:t>गिन 20:22–29</w:t>
-        </w:r>
-      </w:hyperlink>
+      <w:r>
+        <w:rPr>
+          <w:lang w:val="hi_IN" w:bidi="hi_IN"/>
+        </w:rPr>
+        <w:t>गिन 20:22–29</w:t>
+      </w:r>
       <w:r>
         <w:rPr>
           <w:lang w:val="hi_IN" w:bidi="hi_IN"/>
@@ -3474,36 +2832,24 @@
         </w:rPr>
         <w:t>इसके बाद, एलीआजर ने अपने जीवन के शेष समय तक महायाजक के रूप में सेवा की, जिसमें वह समय भी शामिल था जब इस्राएलियों ने कनान की भूमि पर कब्जा किया। जब गोत्रों के बीच भूमि विभाजित करने का समय आया, तो एलीआजर और यहोशू ने पवित्र चिट्ठियों का उपयोग किया, ताकि यह तय हो सके कि प्रत्येक गोत्र को कहां बसना है (</w:t>
       </w:r>
-      <w:hyperlink r:id="rId110">
-        <w:r>
-          <w:rPr>
-            <w:lang w:val="hi_IN" w:bidi="hi_IN"/>
-          </w:rPr>
-          <w:rPr>
-            <w:color w:val="0000EE"/>
-            <w:u w:val="single"/>
-          </w:rPr>
-          <w:t>यहो 14:1–5</w:t>
-        </w:r>
-      </w:hyperlink>
+      <w:r>
+        <w:rPr>
+          <w:lang w:val="hi_IN" w:bidi="hi_IN"/>
+        </w:rPr>
+        <w:t>यहो 14:1–5</w:t>
+      </w:r>
       <w:r>
         <w:rPr>
           <w:lang w:val="hi_IN" w:bidi="hi_IN"/>
         </w:rPr>
         <w:t>)। जब एलीआजर की मृत्यु के बाद, उनके पुत्र पीनहास महायाजक बने। जब इस्राएलियों ने मोआब के देवताओं की पूजा शुरू की पीनहास ने वाचा के प्रति अपनी निष्ठा दिखाई (</w:t>
       </w:r>
-      <w:hyperlink r:id="rId111">
-        <w:r>
-          <w:rPr>
-            <w:lang w:val="hi_IN" w:bidi="hi_IN"/>
-          </w:rPr>
-          <w:rPr>
-            <w:color w:val="0000EE"/>
-            <w:u w:val="single"/>
-          </w:rPr>
-          <w:t>गिन 25</w:t>
-        </w:r>
-      </w:hyperlink>
+      <w:r>
+        <w:rPr>
+          <w:lang w:val="hi_IN" w:bidi="hi_IN"/>
+        </w:rPr>
+        <w:t>गिन 25</w:t>
+      </w:r>
       <w:r>
         <w:rPr>
           <w:lang w:val="hi_IN" w:bidi="hi_IN"/>
@@ -3528,72 +2874,48 @@
         </w:rPr>
         <w:t>सादोक, विश्वासयोग्य याजक जिन्होंने एब्यातार का स्थान लिया (</w:t>
       </w:r>
-      <w:hyperlink r:id="rId48">
-        <w:r>
-          <w:rPr>
-            <w:lang w:val="hi_IN" w:bidi="hi_IN"/>
-          </w:rPr>
-          <w:rPr>
-            <w:color w:val="0000EE"/>
-            <w:u w:val="single"/>
-          </w:rPr>
-          <w:t>1 रा 2:26–27</w:t>
-        </w:r>
-      </w:hyperlink>
+      <w:r>
+        <w:rPr>
+          <w:lang w:val="hi_IN" w:bidi="hi_IN"/>
+        </w:rPr>
+        <w:t>1 रा 2:26–27</w:t>
+      </w:r>
       <w:r>
         <w:rPr>
           <w:lang w:val="hi_IN" w:bidi="hi_IN"/>
         </w:rPr>
         <w:t xml:space="preserve">, </w:t>
       </w:r>
-      <w:hyperlink r:id="rId112">
-        <w:r>
-          <w:rPr>
-            <w:lang w:val="hi_IN" w:bidi="hi_IN"/>
-          </w:rPr>
-          <w:rPr>
-            <w:color w:val="0000EE"/>
-            <w:u w:val="single"/>
-          </w:rPr>
-          <w:t>35</w:t>
-        </w:r>
-      </w:hyperlink>
+      <w:r>
+        <w:rPr>
+          <w:lang w:val="hi_IN" w:bidi="hi_IN"/>
+        </w:rPr>
+        <w:t>35</w:t>
+      </w:r>
       <w:r>
         <w:rPr>
           <w:lang w:val="hi_IN" w:bidi="hi_IN"/>
         </w:rPr>
         <w:t xml:space="preserve">; देखें </w:t>
       </w:r>
-      <w:hyperlink r:id="rId113">
-        <w:r>
-          <w:rPr>
-            <w:lang w:val="hi_IN" w:bidi="hi_IN"/>
-          </w:rPr>
-          <w:rPr>
-            <w:color w:val="0000EE"/>
-            <w:u w:val="single"/>
-          </w:rPr>
-          <w:t>1 इति 6:3–8</w:t>
-        </w:r>
-      </w:hyperlink>
+      <w:r>
+        <w:rPr>
+          <w:lang w:val="hi_IN" w:bidi="hi_IN"/>
+        </w:rPr>
+        <w:t>1 इति 6:3–8</w:t>
+      </w:r>
       <w:r>
         <w:rPr>
           <w:lang w:val="hi_IN" w:bidi="hi_IN"/>
         </w:rPr>
         <w:t xml:space="preserve">, </w:t>
       </w:r>
-      <w:hyperlink r:id="rId114">
-        <w:r>
-          <w:rPr>
-            <w:lang w:val="hi_IN" w:bidi="hi_IN"/>
-          </w:rPr>
-          <w:rPr>
-            <w:color w:val="0000EE"/>
-            <w:u w:val="single"/>
-          </w:rPr>
-          <w:t>50–53</w:t>
-        </w:r>
-      </w:hyperlink>
+      <w:r>
+        <w:rPr>
+          <w:lang w:val="hi_IN" w:bidi="hi_IN"/>
+        </w:rPr>
+        <w:t>50–53</w:t>
+      </w:r>
       <w:r>
         <w:rPr>
           <w:lang w:val="hi_IN" w:bidi="hi_IN"/>
@@ -3630,18 +2952,12 @@
         </w:rPr>
         <w:t xml:space="preserve"> (देखें </w:t>
       </w:r>
-      <w:hyperlink r:id="rId14">
-        <w:r>
-          <w:rPr>
-            <w:lang w:val="hi_IN" w:bidi="hi_IN"/>
-          </w:rPr>
-          <w:rPr>
-            <w:color w:val="0000EE"/>
-            <w:u w:val="single"/>
-          </w:rPr>
-          <w:t>एज्रा 7:1–5</w:t>
-        </w:r>
-      </w:hyperlink>
+      <w:r>
+        <w:rPr>
+          <w:lang w:val="hi_IN" w:bidi="hi_IN"/>
+        </w:rPr>
+        <w:t>एज्रा 7:1–5</w:t>
+      </w:r>
       <w:r>
         <w:rPr>
           <w:lang w:val="hi_IN" w:bidi="hi_IN"/>
@@ -3674,18 +2990,12 @@
         </w:rPr>
         <w:t xml:space="preserve"> (</w:t>
       </w:r>
-      <w:hyperlink r:id="rId115">
-        <w:r>
-          <w:rPr>
-            <w:lang w:val="hi_IN" w:bidi="hi_IN"/>
-          </w:rPr>
-          <w:rPr>
-            <w:color w:val="0000EE"/>
-            <w:u w:val="single"/>
-          </w:rPr>
-          <w:t>यहेज 44:15</w:t>
-        </w:r>
-      </w:hyperlink>
+      <w:r>
+        <w:rPr>
+          <w:lang w:val="hi_IN" w:bidi="hi_IN"/>
+        </w:rPr>
+        <w:t>यहेज 44:15</w:t>
+      </w:r>
       <w:r>
         <w:rPr>
           <w:lang w:val="hi_IN" w:bidi="hi_IN"/>
@@ -3715,126 +3025,84 @@
           <w:lang w:val="hi_IN" w:bidi="hi_IN"/>
         </w:rPr>
       </w:r>
-      <w:hyperlink r:id="rId116">
-        <w:r>
-          <w:rPr>
-            <w:lang w:val="hi_IN" w:bidi="hi_IN"/>
-          </w:rPr>
-          <w:rPr>
-            <w:color w:val="0000EE"/>
-            <w:u w:val="single"/>
-          </w:rPr>
-          <w:t>निर्गमन 6:23–25</w:t>
-        </w:r>
-      </w:hyperlink>
+      <w:r>
+        <w:rPr>
+          <w:lang w:val="hi_IN" w:bidi="hi_IN"/>
+        </w:rPr>
+        <w:t>निर्गमन 6:23–25</w:t>
+      </w:r>
       <w:r>
         <w:rPr>
           <w:lang w:val="hi_IN" w:bidi="hi_IN"/>
         </w:rPr>
         <w:t xml:space="preserve">; </w:t>
       </w:r>
-      <w:hyperlink r:id="rId117">
-        <w:r>
-          <w:rPr>
-            <w:lang w:val="hi_IN" w:bidi="hi_IN"/>
-          </w:rPr>
-          <w:rPr>
-            <w:color w:val="0000EE"/>
-            <w:u w:val="single"/>
-          </w:rPr>
-          <w:t>लैव्यवस्था 10:6–7</w:t>
-        </w:r>
-      </w:hyperlink>
+      <w:r>
+        <w:rPr>
+          <w:lang w:val="hi_IN" w:bidi="hi_IN"/>
+        </w:rPr>
+        <w:t>लैव्यवस्था 10:6–7</w:t>
+      </w:r>
       <w:r>
         <w:rPr>
           <w:lang w:val="hi_IN" w:bidi="hi_IN"/>
         </w:rPr>
         <w:t xml:space="preserve">; </w:t>
       </w:r>
-      <w:hyperlink r:id="rId118">
-        <w:r>
-          <w:rPr>
-            <w:lang w:val="hi_IN" w:bidi="hi_IN"/>
-          </w:rPr>
-          <w:rPr>
-            <w:color w:val="0000EE"/>
-            <w:u w:val="single"/>
-          </w:rPr>
-          <w:t>गिनती 3:1–4</w:t>
-        </w:r>
-      </w:hyperlink>
+      <w:r>
+        <w:rPr>
+          <w:lang w:val="hi_IN" w:bidi="hi_IN"/>
+        </w:rPr>
+        <w:t>गिनती 3:1–4</w:t>
+      </w:r>
       <w:r>
         <w:rPr>
           <w:lang w:val="hi_IN" w:bidi="hi_IN"/>
         </w:rPr>
         <w:t xml:space="preserve">; </w:t>
       </w:r>
-      <w:hyperlink r:id="rId107">
-        <w:r>
-          <w:rPr>
-            <w:lang w:val="hi_IN" w:bidi="hi_IN"/>
-          </w:rPr>
-          <w:rPr>
-            <w:color w:val="0000EE"/>
-            <w:u w:val="single"/>
-          </w:rPr>
-          <w:t>गिनती 16:36–40</w:t>
-        </w:r>
-      </w:hyperlink>
+      <w:r>
+        <w:rPr>
+          <w:lang w:val="hi_IN" w:bidi="hi_IN"/>
+        </w:rPr>
+        <w:t>गिनती 16:36–40</w:t>
+      </w:r>
       <w:r>
         <w:rPr>
           <w:lang w:val="hi_IN" w:bidi="hi_IN"/>
         </w:rPr>
         <w:t xml:space="preserve">; </w:t>
       </w:r>
-      <w:hyperlink r:id="rId119">
-        <w:r>
-          <w:rPr>
-            <w:lang w:val="hi_IN" w:bidi="hi_IN"/>
-          </w:rPr>
-          <w:rPr>
-            <w:color w:val="0000EE"/>
-            <w:u w:val="single"/>
-          </w:rPr>
-          <w:t>गिनती 20:22–26</w:t>
-        </w:r>
-      </w:hyperlink>
+      <w:r>
+        <w:rPr>
+          <w:lang w:val="hi_IN" w:bidi="hi_IN"/>
+        </w:rPr>
+        <w:t>गिनती 20:22–26</w:t>
+      </w:r>
       <w:r>
         <w:rPr>
           <w:lang w:val="hi_IN" w:bidi="hi_IN"/>
         </w:rPr>
         <w:t xml:space="preserve">; </w:t>
       </w:r>
-      <w:hyperlink r:id="rId120">
-        <w:r>
-          <w:rPr>
-            <w:lang w:val="hi_IN" w:bidi="hi_IN"/>
-          </w:rPr>
-          <w:rPr>
-            <w:color w:val="0000EE"/>
-            <w:u w:val="single"/>
-          </w:rPr>
-          <w:t>गिनती 26:1–4</w:t>
-        </w:r>
-      </w:hyperlink>
+      <w:r>
+        <w:rPr>
+          <w:lang w:val="hi_IN" w:bidi="hi_IN"/>
+        </w:rPr>
+        <w:t>गिनती 26:1–4</w:t>
+      </w:r>
       <w:r>
         <w:rPr>
           <w:lang w:val="hi_IN" w:bidi="hi_IN"/>
         </w:rPr>
         <w:t xml:space="preserve">; </w:t>
       </w:r>
-      <w:hyperlink r:id="rId121">
-        <w:r>
-          <w:rPr>
-            <w:lang w:val="hi_IN" w:bidi="hi_IN"/>
-          </w:rPr>
-          <w:rPr>
-            <w:color w:val="0000EE"/>
-            <w:u w:val="single"/>
-          </w:rPr>
-          <w:t>यहोशू 14:1</w:t>
-        </w:r>
-      </w:hyperlink>
+      <w:r>
+        <w:rPr>
+          <w:lang w:val="hi_IN" w:bidi="hi_IN"/>
+        </w:rPr>
+        <w:t>यहोशू 14:1</w:t>
+      </w:r>
       <w:r>
         <w:rPr>
           <w:lang w:val="hi_IN" w:bidi="hi_IN"/>
@@ -3909,36 +3177,24 @@
         </w:rPr>
         <w:t>(</w:t>
       </w:r>
-      <w:hyperlink r:id="rId122">
-        <w:r>
-          <w:rPr>
-            <w:lang w:val="hi_IN" w:bidi="hi_IN"/>
-          </w:rPr>
-          <w:rPr>
-            <w:color w:val="0000EE"/>
-            <w:u w:val="single"/>
-          </w:rPr>
-          <w:t>1 रा 19:15–21</w:t>
-        </w:r>
-      </w:hyperlink>
+      <w:r>
+        <w:rPr>
+          <w:lang w:val="hi_IN" w:bidi="hi_IN"/>
+        </w:rPr>
+        <w:t>1 रा 19:15–21</w:t>
+      </w:r>
       <w:r>
         <w:rPr>
           <w:lang w:val="hi_IN" w:bidi="hi_IN"/>
         </w:rPr>
         <w:t xml:space="preserve">; </w:t>
       </w:r>
-      <w:hyperlink r:id="rId123">
-        <w:r>
-          <w:rPr>
-            <w:lang w:val="hi_IN" w:bidi="hi_IN"/>
-          </w:rPr>
-          <w:rPr>
-            <w:color w:val="0000EE"/>
-            <w:u w:val="single"/>
-          </w:rPr>
-          <w:t>2 रा 2:1–18</w:t>
-        </w:r>
-      </w:hyperlink>
+      <w:r>
+        <w:rPr>
+          <w:lang w:val="hi_IN" w:bidi="hi_IN"/>
+        </w:rPr>
+        <w:t>2 रा 2:1–18</w:t>
+      </w:r>
       <w:r>
         <w:rPr>
           <w:lang w:val="hi_IN" w:bidi="hi_IN"/>
@@ -3983,36 +3239,24 @@
         </w:rPr>
         <w:t xml:space="preserve"> और एक कुल्हाड़ी का सिर पानी में तैराया (</w:t>
       </w:r>
-      <w:hyperlink r:id="rId124">
-        <w:r>
-          <w:rPr>
-            <w:lang w:val="hi_IN" w:bidi="hi_IN"/>
-          </w:rPr>
-          <w:rPr>
-            <w:color w:val="0000EE"/>
-            <w:u w:val="single"/>
-          </w:rPr>
-          <w:t>2 रा 2:19–22</w:t>
-        </w:r>
-      </w:hyperlink>
+      <w:r>
+        <w:rPr>
+          <w:lang w:val="hi_IN" w:bidi="hi_IN"/>
+        </w:rPr>
+        <w:t>2 रा 2:19–22</w:t>
+      </w:r>
       <w:r>
         <w:rPr>
           <w:lang w:val="hi_IN" w:bidi="hi_IN"/>
         </w:rPr>
         <w:t xml:space="preserve">; </w:t>
       </w:r>
-      <w:hyperlink r:id="rId125">
-        <w:r>
-          <w:rPr>
-            <w:lang w:val="hi_IN" w:bidi="hi_IN"/>
-          </w:rPr>
-          <w:rPr>
-            <w:color w:val="0000EE"/>
-            <w:u w:val="single"/>
-          </w:rPr>
-          <w:t>6:1–7</w:t>
-        </w:r>
-      </w:hyperlink>
+      <w:r>
+        <w:rPr>
+          <w:lang w:val="hi_IN" w:bidi="hi_IN"/>
+        </w:rPr>
+        <w:t>6:1–7</w:t>
+      </w:r>
       <w:r>
         <w:rPr>
           <w:lang w:val="hi_IN" w:bidi="hi_IN"/>
@@ -4031,18 +3275,12 @@
         </w:rPr>
         <w:t xml:space="preserve"> (</w:t>
       </w:r>
-      <w:hyperlink r:id="rId126">
-        <w:r>
-          <w:rPr>
-            <w:lang w:val="hi_IN" w:bidi="hi_IN"/>
-          </w:rPr>
-          <w:rPr>
-            <w:color w:val="0000EE"/>
-            <w:u w:val="single"/>
-          </w:rPr>
-          <w:t>2 रा 3:4–20</w:t>
-        </w:r>
-      </w:hyperlink>
+      <w:r>
+        <w:rPr>
+          <w:lang w:val="hi_IN" w:bidi="hi_IN"/>
+        </w:rPr>
+        <w:t>2 रा 3:4–20</w:t>
+      </w:r>
       <w:r>
         <w:rPr>
           <w:lang w:val="hi_IN" w:bidi="hi_IN"/>
@@ -4093,18 +3331,12 @@
         </w:rPr>
         <w:t xml:space="preserve"> (</w:t>
       </w:r>
-      <w:hyperlink r:id="rId127">
-        <w:r>
-          <w:rPr>
-            <w:lang w:val="hi_IN" w:bidi="hi_IN"/>
-          </w:rPr>
-          <w:rPr>
-            <w:color w:val="0000EE"/>
-            <w:u w:val="single"/>
-          </w:rPr>
-          <w:t>2 रा 4:1–7</w:t>
-        </w:r>
-      </w:hyperlink>
+      <w:r>
+        <w:rPr>
+          <w:lang w:val="hi_IN" w:bidi="hi_IN"/>
+        </w:rPr>
+        <w:t>2 रा 4:1–7</w:t>
+      </w:r>
       <w:r>
         <w:rPr>
           <w:lang w:val="hi_IN" w:bidi="hi_IN"/>
@@ -4123,18 +3355,12 @@
         </w:rPr>
         <w:t xml:space="preserve"> (</w:t>
       </w:r>
-      <w:hyperlink r:id="rId128">
-        <w:r>
-          <w:rPr>
-            <w:lang w:val="hi_IN" w:bidi="hi_IN"/>
-          </w:rPr>
-          <w:rPr>
-            <w:color w:val="0000EE"/>
-            <w:u w:val="single"/>
-          </w:rPr>
-          <w:t>2 रा 4:8–37</w:t>
-        </w:r>
-      </w:hyperlink>
+      <w:r>
+        <w:rPr>
+          <w:lang w:val="hi_IN" w:bidi="hi_IN"/>
+        </w:rPr>
+        <w:t>2 रा 4:8–37</w:t>
+      </w:r>
       <w:r>
         <w:rPr>
           <w:lang w:val="hi_IN" w:bidi="hi_IN"/>
@@ -4153,36 +3379,24 @@
         </w:rPr>
         <w:t xml:space="preserve"> (</w:t>
       </w:r>
-      <w:hyperlink r:id="rId129">
-        <w:r>
-          <w:rPr>
-            <w:lang w:val="hi_IN" w:bidi="hi_IN"/>
-          </w:rPr>
-          <w:rPr>
-            <w:color w:val="0000EE"/>
-            <w:u w:val="single"/>
-          </w:rPr>
-          <w:t>2 रा 5:1–19</w:t>
-        </w:r>
-      </w:hyperlink>
+      <w:r>
+        <w:rPr>
+          <w:lang w:val="hi_IN" w:bidi="hi_IN"/>
+        </w:rPr>
+        <w:t>2 रा 5:1–19</w:t>
+      </w:r>
       <w:r>
         <w:rPr>
           <w:lang w:val="hi_IN" w:bidi="hi_IN"/>
         </w:rPr>
         <w:t>)। उन्होंने जरूरतमंदों के लिए भोजन भी उपलब्ध कराया (</w:t>
       </w:r>
-      <w:hyperlink r:id="rId130">
-        <w:r>
-          <w:rPr>
-            <w:lang w:val="hi_IN" w:bidi="hi_IN"/>
-          </w:rPr>
-          <w:rPr>
-            <w:color w:val="0000EE"/>
-            <w:u w:val="single"/>
-          </w:rPr>
-          <w:t>2 रा 4:38–44</w:t>
-        </w:r>
-      </w:hyperlink>
+      <w:r>
+        <w:rPr>
+          <w:lang w:val="hi_IN" w:bidi="hi_IN"/>
+        </w:rPr>
+        <w:t>2 रा 4:38–44</w:t>
+      </w:r>
       <w:r>
         <w:rPr>
           <w:lang w:val="hi_IN" w:bidi="hi_IN"/>
@@ -4203,36 +3417,24 @@
         </w:rPr>
         <w:t>एलीशा ने परमेश्वर की योजना के अनुसार उत्तरी राज्य का न्याय करने में महत्वपूर्ण भूमिका निभाई। उन्होंने इस्राएल के येहू और अराम के हजाएल का अभिषेक किया (</w:t>
       </w:r>
-      <w:hyperlink r:id="rId131">
-        <w:r>
-          <w:rPr>
-            <w:lang w:val="hi_IN" w:bidi="hi_IN"/>
-          </w:rPr>
-          <w:rPr>
-            <w:color w:val="0000EE"/>
-            <w:u w:val="single"/>
-          </w:rPr>
-          <w:t>2 रा 8:7–15</w:t>
-        </w:r>
-      </w:hyperlink>
+      <w:r>
+        <w:rPr>
+          <w:lang w:val="hi_IN" w:bidi="hi_IN"/>
+        </w:rPr>
+        <w:t>2 रा 8:7–15</w:t>
+      </w:r>
       <w:r>
         <w:rPr>
           <w:lang w:val="hi_IN" w:bidi="hi_IN"/>
         </w:rPr>
         <w:t xml:space="preserve">; </w:t>
       </w:r>
-      <w:hyperlink r:id="rId132">
-        <w:r>
-          <w:rPr>
-            <w:lang w:val="hi_IN" w:bidi="hi_IN"/>
-          </w:rPr>
-          <w:rPr>
-            <w:color w:val="0000EE"/>
-            <w:u w:val="single"/>
-          </w:rPr>
-          <w:t>9:1–13</w:t>
-        </w:r>
-      </w:hyperlink>
+      <w:r>
+        <w:rPr>
+          <w:lang w:val="hi_IN" w:bidi="hi_IN"/>
+        </w:rPr>
+        <w:t>9:1–13</w:t>
+      </w:r>
       <w:r>
         <w:rPr>
           <w:lang w:val="hi_IN" w:bidi="hi_IN"/>
@@ -4251,18 +3453,12 @@
         </w:rPr>
         <w:t xml:space="preserve"> (देखें </w:t>
       </w:r>
-      <w:hyperlink r:id="rId133">
-        <w:r>
-          <w:rPr>
-            <w:lang w:val="hi_IN" w:bidi="hi_IN"/>
-          </w:rPr>
-          <w:rPr>
-            <w:color w:val="0000EE"/>
-            <w:u w:val="single"/>
-          </w:rPr>
-          <w:t>1 रा 19:15–18</w:t>
-        </w:r>
-      </w:hyperlink>
+      <w:r>
+        <w:rPr>
+          <w:lang w:val="hi_IN" w:bidi="hi_IN"/>
+        </w:rPr>
+        <w:t>1 रा 19:15–18</w:t>
+      </w:r>
       <w:r>
         <w:rPr>
           <w:lang w:val="hi_IN" w:bidi="hi_IN"/>
@@ -4307,18 +3503,12 @@
         </w:rPr>
         <w:t>कोढ़ियों को चंगा किए (</w:t>
       </w:r>
-      <w:hyperlink r:id="rId134">
-        <w:r>
-          <w:rPr>
-            <w:lang w:val="hi_IN" w:bidi="hi_IN"/>
-          </w:rPr>
-          <w:rPr>
-            <w:color w:val="0000EE"/>
-            <w:u w:val="single"/>
-          </w:rPr>
-          <w:t>मत्ती 8:1–4</w:t>
-        </w:r>
-      </w:hyperlink>
+      <w:r>
+        <w:rPr>
+          <w:lang w:val="hi_IN" w:bidi="hi_IN"/>
+        </w:rPr>
+        <w:t>मत्ती 8:1–4</w:t>
+      </w:r>
       <w:r>
         <w:rPr>
           <w:lang w:val="hi_IN" w:bidi="hi_IN"/>
@@ -4349,54 +3539,36 @@
         </w:rPr>
         <w:t xml:space="preserve"> (</w:t>
       </w:r>
-      <w:hyperlink r:id="rId135">
-        <w:r>
-          <w:rPr>
-            <w:lang w:val="hi_IN" w:bidi="hi_IN"/>
-          </w:rPr>
-          <w:rPr>
-            <w:color w:val="0000EE"/>
-            <w:u w:val="single"/>
-          </w:rPr>
-          <w:t>मर 5:21–43</w:t>
-        </w:r>
-      </w:hyperlink>
+      <w:r>
+        <w:rPr>
+          <w:lang w:val="hi_IN" w:bidi="hi_IN"/>
+        </w:rPr>
+        <w:t>मर 5:21–43</w:t>
+      </w:r>
       <w:r>
         <w:rPr>
           <w:lang w:val="hi_IN" w:bidi="hi_IN"/>
         </w:rPr>
         <w:t xml:space="preserve">; </w:t>
       </w:r>
-      <w:hyperlink r:id="rId136">
-        <w:r>
-          <w:rPr>
-            <w:lang w:val="hi_IN" w:bidi="hi_IN"/>
-          </w:rPr>
-          <w:rPr>
-            <w:color w:val="0000EE"/>
-            <w:u w:val="single"/>
-          </w:rPr>
-          <w:t>लूका 7:11–17</w:t>
-        </w:r>
-      </w:hyperlink>
+      <w:r>
+        <w:rPr>
+          <w:lang w:val="hi_IN" w:bidi="hi_IN"/>
+        </w:rPr>
+        <w:t>लूका 7:11–17</w:t>
+      </w:r>
       <w:r>
         <w:rPr>
           <w:lang w:val="hi_IN" w:bidi="hi_IN"/>
         </w:rPr>
         <w:t xml:space="preserve">; </w:t>
       </w:r>
-      <w:hyperlink r:id="rId137">
-        <w:r>
-          <w:rPr>
-            <w:lang w:val="hi_IN" w:bidi="hi_IN"/>
-          </w:rPr>
-          <w:rPr>
-            <w:color w:val="0000EE"/>
-            <w:u w:val="single"/>
-          </w:rPr>
-          <w:t>यूह 11:1–44</w:t>
-        </w:r>
-      </w:hyperlink>
+      <w:r>
+        <w:rPr>
+          <w:lang w:val="hi_IN" w:bidi="hi_IN"/>
+        </w:rPr>
+        <w:t>यूह 11:1–44</w:t>
+      </w:r>
       <w:r>
         <w:rPr>
           <w:lang w:val="hi_IN" w:bidi="hi_IN"/>
@@ -4421,36 +3593,24 @@
         </w:rPr>
         <w:t>आश्चर्य तरीकों से भोजन उपाय किए (</w:t>
       </w:r>
-      <w:hyperlink r:id="rId138">
-        <w:r>
-          <w:rPr>
-            <w:lang w:val="hi_IN" w:bidi="hi_IN"/>
-          </w:rPr>
-          <w:rPr>
-            <w:color w:val="0000EE"/>
-            <w:u w:val="single"/>
-          </w:rPr>
-          <w:t>मत्ती 14:13–21</w:t>
-        </w:r>
-      </w:hyperlink>
+      <w:r>
+        <w:rPr>
+          <w:lang w:val="hi_IN" w:bidi="hi_IN"/>
+        </w:rPr>
+        <w:t>मत्ती 14:13–21</w:t>
+      </w:r>
       <w:r>
         <w:rPr>
           <w:lang w:val="hi_IN" w:bidi="hi_IN"/>
         </w:rPr>
         <w:t xml:space="preserve">; </w:t>
       </w:r>
-      <w:hyperlink r:id="rId139">
-        <w:r>
-          <w:rPr>
-            <w:lang w:val="hi_IN" w:bidi="hi_IN"/>
-          </w:rPr>
-          <w:rPr>
-            <w:color w:val="0000EE"/>
-            <w:u w:val="single"/>
-          </w:rPr>
-          <w:t>15:32–38</w:t>
-        </w:r>
-      </w:hyperlink>
+      <w:r>
+        <w:rPr>
+          <w:lang w:val="hi_IN" w:bidi="hi_IN"/>
+        </w:rPr>
+        <w:t>15:32–38</w:t>
+      </w:r>
       <w:r>
         <w:rPr>
           <w:lang w:val="hi_IN" w:bidi="hi_IN"/>
@@ -4471,18 +3631,12 @@
         </w:rPr>
         <w:t>यीशु ने नामान की चंगाई की बात की ताकि यह दिखाया जा सके कि परमेश्वर की करुणा इस्राएलियों से परे अन्यजातियों तक भी फैली हुई है (</w:t>
       </w:r>
-      <w:hyperlink r:id="rId140">
-        <w:r>
-          <w:rPr>
-            <w:lang w:val="hi_IN" w:bidi="hi_IN"/>
-          </w:rPr>
-          <w:rPr>
-            <w:color w:val="0000EE"/>
-            <w:u w:val="single"/>
-          </w:rPr>
-          <w:t>लूका 4:27</w:t>
-        </w:r>
-      </w:hyperlink>
+      <w:r>
+        <w:rPr>
+          <w:lang w:val="hi_IN" w:bidi="hi_IN"/>
+        </w:rPr>
+        <w:t>लूका 4:27</w:t>
+      </w:r>
       <w:r>
         <w:rPr>
           <w:lang w:val="hi_IN" w:bidi="hi_IN"/>
@@ -4512,72 +3666,48 @@
           <w:lang w:val="hi_IN" w:bidi="hi_IN"/>
         </w:rPr>
       </w:r>
-      <w:hyperlink r:id="rId122">
-        <w:r>
-          <w:rPr>
-            <w:lang w:val="hi_IN" w:bidi="hi_IN"/>
-          </w:rPr>
-          <w:rPr>
-            <w:color w:val="0000EE"/>
-            <w:u w:val="single"/>
-          </w:rPr>
-          <w:t>1 राजाओं 19:15–21</w:t>
-        </w:r>
-      </w:hyperlink>
+      <w:r>
+        <w:rPr>
+          <w:lang w:val="hi_IN" w:bidi="hi_IN"/>
+        </w:rPr>
+        <w:t>1 राजाओं 19:15–21</w:t>
+      </w:r>
       <w:r>
         <w:rPr>
           <w:lang w:val="hi_IN" w:bidi="hi_IN"/>
         </w:rPr>
         <w:t xml:space="preserve">; </w:t>
       </w:r>
-      <w:hyperlink r:id="rId65">
-        <w:r>
-          <w:rPr>
-            <w:lang w:val="hi_IN" w:bidi="hi_IN"/>
-          </w:rPr>
-          <w:rPr>
-            <w:color w:val="0000EE"/>
-            <w:u w:val="single"/>
-          </w:rPr>
-          <w:t>2 राजाओं 2:1–9:13</w:t>
-        </w:r>
-      </w:hyperlink>
+      <w:r>
+        <w:rPr>
+          <w:lang w:val="hi_IN" w:bidi="hi_IN"/>
+        </w:rPr>
+        <w:t>2 राजाओं 2:1–9:13</w:t>
+      </w:r>
       <w:r>
         <w:rPr>
           <w:lang w:val="hi_IN" w:bidi="hi_IN"/>
         </w:rPr>
         <w:t xml:space="preserve">; </w:t>
       </w:r>
-      <w:hyperlink r:id="rId141">
-        <w:r>
-          <w:rPr>
-            <w:lang w:val="hi_IN" w:bidi="hi_IN"/>
-          </w:rPr>
-          <w:rPr>
-            <w:color w:val="0000EE"/>
-            <w:u w:val="single"/>
-          </w:rPr>
-          <w:t>13:14–21</w:t>
-        </w:r>
-      </w:hyperlink>
+      <w:r>
+        <w:rPr>
+          <w:lang w:val="hi_IN" w:bidi="hi_IN"/>
+        </w:rPr>
+        <w:t>13:14–21</w:t>
+      </w:r>
       <w:r>
         <w:rPr>
           <w:lang w:val="hi_IN" w:bidi="hi_IN"/>
         </w:rPr>
         <w:t xml:space="preserve">; </w:t>
       </w:r>
-      <w:hyperlink r:id="rId140">
-        <w:r>
-          <w:rPr>
-            <w:lang w:val="hi_IN" w:bidi="hi_IN"/>
-          </w:rPr>
-          <w:rPr>
-            <w:color w:val="0000EE"/>
-            <w:u w:val="single"/>
-          </w:rPr>
-          <w:t>लूका 4:27</w:t>
-        </w:r>
-      </w:hyperlink>
+      <w:r>
+        <w:rPr>
+          <w:lang w:val="hi_IN" w:bidi="hi_IN"/>
+        </w:rPr>
+        <w:t>लूका 4:27</w:t>
+      </w:r>
       <w:r>
         <w:rPr>
           <w:lang w:val="hi_IN" w:bidi="hi_IN"/>
@@ -4632,18 +3762,12 @@
         </w:rPr>
         <w:t xml:space="preserve"> (</w:t>
       </w:r>
-      <w:hyperlink r:id="rId142">
-        <w:r>
-          <w:rPr>
-            <w:lang w:val="hi_IN" w:bidi="hi_IN"/>
-          </w:rPr>
-          <w:rPr>
-            <w:color w:val="0000EE"/>
-            <w:u w:val="single"/>
-          </w:rPr>
-          <w:t>उत 25:24–26</w:t>
-        </w:r>
-      </w:hyperlink>
+      <w:r>
+        <w:rPr>
+          <w:lang w:val="hi_IN" w:bidi="hi_IN"/>
+        </w:rPr>
+        <w:t>उत 25:24–26</w:t>
+      </w:r>
       <w:r>
         <w:rPr>
           <w:lang w:val="hi_IN" w:bidi="hi_IN"/>
@@ -4674,18 +3798,12 @@
         </w:rPr>
         <w:t>जन्म के समय एसाव का लाल रंग था (</w:t>
       </w:r>
-      <w:hyperlink r:id="rId143">
-        <w:r>
-          <w:rPr>
-            <w:lang w:val="hi_IN" w:bidi="hi_IN"/>
-          </w:rPr>
-          <w:rPr>
-            <w:color w:val="0000EE"/>
-            <w:u w:val="single"/>
-          </w:rPr>
-          <w:t>उत 25:25</w:t>
-        </w:r>
-      </w:hyperlink>
+      <w:r>
+        <w:rPr>
+          <w:lang w:val="hi_IN" w:bidi="hi_IN"/>
+        </w:rPr>
+        <w:t>उत 25:25</w:t>
+      </w:r>
       <w:r>
         <w:rPr>
           <w:lang w:val="hi_IN" w:bidi="hi_IN"/>
@@ -4710,18 +3828,12 @@
         </w:rPr>
         <w:t>लाल दाल का सा वस्तु उन्हें याकूब से मिला (</w:t>
       </w:r>
-      <w:hyperlink r:id="rId144">
-        <w:r>
-          <w:rPr>
-            <w:lang w:val="hi_IN" w:bidi="hi_IN"/>
-          </w:rPr>
-          <w:rPr>
-            <w:color w:val="0000EE"/>
-            <w:u w:val="single"/>
-          </w:rPr>
-          <w:t>उत 25:30</w:t>
-        </w:r>
-      </w:hyperlink>
+      <w:r>
+        <w:rPr>
+          <w:lang w:val="hi_IN" w:bidi="hi_IN"/>
+        </w:rPr>
+        <w:t>उत 25:30</w:t>
+      </w:r>
       <w:r>
         <w:rPr>
           <w:lang w:val="hi_IN" w:bidi="hi_IN"/>
@@ -4796,18 +3908,12 @@
         </w:rPr>
         <w:t xml:space="preserve"> (</w:t>
       </w:r>
-      <w:hyperlink r:id="rId145">
-        <w:r>
-          <w:rPr>
-            <w:lang w:val="hi_IN" w:bidi="hi_IN"/>
-          </w:rPr>
-          <w:rPr>
-            <w:color w:val="0000EE"/>
-            <w:u w:val="single"/>
-          </w:rPr>
-          <w:t>उत 25:29–34</w:t>
-        </w:r>
-      </w:hyperlink>
+      <w:r>
+        <w:rPr>
+          <w:lang w:val="hi_IN" w:bidi="hi_IN"/>
+        </w:rPr>
+        <w:t>उत 25:29–34</w:t>
+      </w:r>
       <w:r>
         <w:rPr>
           <w:lang w:val="hi_IN" w:bidi="hi_IN"/>
@@ -4826,18 +3932,12 @@
         </w:rPr>
         <w:t xml:space="preserve"> (देखें </w:t>
       </w:r>
-      <w:hyperlink r:id="rId146">
-        <w:r>
-          <w:rPr>
-            <w:lang w:val="hi_IN" w:bidi="hi_IN"/>
-          </w:rPr>
-          <w:rPr>
-            <w:color w:val="0000EE"/>
-            <w:u w:val="single"/>
-          </w:rPr>
-          <w:t>इब्रा 12:16</w:t>
-        </w:r>
-      </w:hyperlink>
+      <w:r>
+        <w:rPr>
+          <w:lang w:val="hi_IN" w:bidi="hi_IN"/>
+        </w:rPr>
+        <w:t>इब्रा 12:16</w:t>
+      </w:r>
       <w:r>
         <w:rPr>
           <w:lang w:val="hi_IN" w:bidi="hi_IN"/>
@@ -4864,18 +3964,12 @@
         </w:rPr>
         <w:t xml:space="preserve"> (</w:t>
       </w:r>
-      <w:hyperlink r:id="rId147">
-        <w:r>
-          <w:rPr>
-            <w:lang w:val="hi_IN" w:bidi="hi_IN"/>
-          </w:rPr>
-          <w:rPr>
-            <w:color w:val="0000EE"/>
-            <w:u w:val="single"/>
-          </w:rPr>
-          <w:t>उत 26:34–35</w:t>
-        </w:r>
-      </w:hyperlink>
+      <w:r>
+        <w:rPr>
+          <w:lang w:val="hi_IN" w:bidi="hi_IN"/>
+        </w:rPr>
+        <w:t>उत 26:34–35</w:t>
+      </w:r>
       <w:r>
         <w:rPr>
           <w:lang w:val="hi_IN" w:bidi="hi_IN"/>
@@ -4894,18 +3988,12 @@
         </w:rPr>
         <w:t xml:space="preserve"> (</w:t>
       </w:r>
-      <w:hyperlink r:id="rId148">
-        <w:r>
-          <w:rPr>
-            <w:lang w:val="hi_IN" w:bidi="hi_IN"/>
-          </w:rPr>
-          <w:rPr>
-            <w:color w:val="0000EE"/>
-            <w:u w:val="single"/>
-          </w:rPr>
-          <w:t>उत 27:1–40</w:t>
-        </w:r>
-      </w:hyperlink>
+      <w:r>
+        <w:rPr>
+          <w:lang w:val="hi_IN" w:bidi="hi_IN"/>
+        </w:rPr>
+        <w:t>उत 27:1–40</w:t>
+      </w:r>
       <w:r>
         <w:rPr>
           <w:lang w:val="hi_IN" w:bidi="hi_IN"/>
@@ -4924,18 +4012,12 @@
         </w:rPr>
         <w:t xml:space="preserve"> (</w:t>
       </w:r>
-      <w:hyperlink r:id="rId149">
-        <w:r>
-          <w:rPr>
-            <w:lang w:val="hi_IN" w:bidi="hi_IN"/>
-          </w:rPr>
-          <w:rPr>
-            <w:color w:val="0000EE"/>
-            <w:u w:val="single"/>
-          </w:rPr>
-          <w:t>उत 33:1–16</w:t>
-        </w:r>
-      </w:hyperlink>
+      <w:r>
+        <w:rPr>
+          <w:lang w:val="hi_IN" w:bidi="hi_IN"/>
+        </w:rPr>
+        <w:t>उत 33:1–16</w:t>
+      </w:r>
       <w:r>
         <w:rPr>
           <w:lang w:val="hi_IN" w:bidi="hi_IN"/>
@@ -4980,36 +4062,24 @@
         </w:rPr>
         <w:t>(</w:t>
       </w:r>
-      <w:hyperlink r:id="rId150">
-        <w:r>
-          <w:rPr>
-            <w:lang w:val="hi_IN" w:bidi="hi_IN"/>
-          </w:rPr>
-          <w:rPr>
-            <w:color w:val="0000EE"/>
-            <w:u w:val="single"/>
-          </w:rPr>
-          <w:t>2 शमू 8:11–15</w:t>
-        </w:r>
-      </w:hyperlink>
+      <w:r>
+        <w:rPr>
+          <w:lang w:val="hi_IN" w:bidi="hi_IN"/>
+        </w:rPr>
+        <w:t>2 शमू 8:11–15</w:t>
+      </w:r>
       <w:r>
         <w:rPr>
           <w:lang w:val="hi_IN" w:bidi="hi_IN"/>
         </w:rPr>
         <w:t xml:space="preserve">; </w:t>
       </w:r>
-      <w:hyperlink r:id="rId151">
-        <w:r>
-          <w:rPr>
-            <w:lang w:val="hi_IN" w:bidi="hi_IN"/>
-          </w:rPr>
-          <w:rPr>
-            <w:color w:val="0000EE"/>
-            <w:u w:val="single"/>
-          </w:rPr>
-          <w:t>1 इति 18:11–13</w:t>
-        </w:r>
-      </w:hyperlink>
+      <w:r>
+        <w:rPr>
+          <w:lang w:val="hi_IN" w:bidi="hi_IN"/>
+        </w:rPr>
+        <w:t>1 इति 18:11–13</w:t>
+      </w:r>
       <w:r>
         <w:rPr>
           <w:lang w:val="hi_IN" w:bidi="hi_IN"/>
@@ -5028,36 +4098,24 @@
         </w:rPr>
         <w:t>(</w:t>
       </w:r>
-      <w:hyperlink r:id="rId152">
-        <w:r>
-          <w:rPr>
-            <w:lang w:val="hi_IN" w:bidi="hi_IN"/>
-          </w:rPr>
-          <w:rPr>
-            <w:color w:val="0000EE"/>
-            <w:u w:val="single"/>
-          </w:rPr>
-          <w:t>2 रा 8:20–22</w:t>
-        </w:r>
-      </w:hyperlink>
+      <w:r>
+        <w:rPr>
+          <w:lang w:val="hi_IN" w:bidi="hi_IN"/>
+        </w:rPr>
+        <w:t>2 रा 8:20–22</w:t>
+      </w:r>
       <w:r>
         <w:rPr>
           <w:lang w:val="hi_IN" w:bidi="hi_IN"/>
         </w:rPr>
         <w:t xml:space="preserve">; </w:t>
       </w:r>
-      <w:hyperlink r:id="rId153">
-        <w:r>
-          <w:rPr>
-            <w:lang w:val="hi_IN" w:bidi="hi_IN"/>
-          </w:rPr>
-          <w:rPr>
-            <w:color w:val="0000EE"/>
-            <w:u w:val="single"/>
-          </w:rPr>
-          <w:t>2 इति 21:8–10</w:t>
-        </w:r>
-      </w:hyperlink>
+      <w:r>
+        <w:rPr>
+          <w:lang w:val="hi_IN" w:bidi="hi_IN"/>
+        </w:rPr>
+        <w:t>2 इति 21:8–10</w:t>
+      </w:r>
       <w:r>
         <w:rPr>
           <w:lang w:val="hi_IN" w:bidi="hi_IN"/>
@@ -5102,18 +4160,12 @@
         </w:rPr>
         <w:t xml:space="preserve">(देखें </w:t>
       </w:r>
-      <w:hyperlink r:id="rId154">
-        <w:r>
-          <w:rPr>
-            <w:lang w:val="hi_IN" w:bidi="hi_IN"/>
-          </w:rPr>
-          <w:rPr>
-            <w:color w:val="0000EE"/>
-            <w:u w:val="single"/>
-          </w:rPr>
-          <w:t>रोम 9:6–24</w:t>
-        </w:r>
-      </w:hyperlink>
+      <w:r>
+        <w:rPr>
+          <w:lang w:val="hi_IN" w:bidi="hi_IN"/>
+        </w:rPr>
+        <w:t>रोम 9:6–24</w:t>
+      </w:r>
       <w:r>
         <w:rPr>
           <w:lang w:val="hi_IN" w:bidi="hi_IN"/>
@@ -5143,306 +4195,204 @@
           <w:lang w:val="hi_IN" w:bidi="hi_IN"/>
         </w:rPr>
       </w:r>
-      <w:hyperlink r:id="rId155">
-        <w:r>
-          <w:rPr>
-            <w:lang w:val="hi_IN" w:bidi="hi_IN"/>
-          </w:rPr>
-          <w:rPr>
-            <w:color w:val="0000EE"/>
-            <w:u w:val="single"/>
-          </w:rPr>
-          <w:t>उत्पत्ति 25:21–34</w:t>
-        </w:r>
-      </w:hyperlink>
+      <w:r>
+        <w:rPr>
+          <w:lang w:val="hi_IN" w:bidi="hi_IN"/>
+        </w:rPr>
+        <w:t>उत्पत्ति 25:21–34</w:t>
+      </w:r>
       <w:r>
         <w:rPr>
           <w:lang w:val="hi_IN" w:bidi="hi_IN"/>
         </w:rPr>
         <w:t xml:space="preserve">; </w:t>
       </w:r>
-      <w:hyperlink r:id="rId147">
-        <w:r>
-          <w:rPr>
-            <w:lang w:val="hi_IN" w:bidi="hi_IN"/>
-          </w:rPr>
-          <w:rPr>
-            <w:color w:val="0000EE"/>
-            <w:u w:val="single"/>
-          </w:rPr>
-          <w:t>26:34–35</w:t>
-        </w:r>
-      </w:hyperlink>
+      <w:r>
+        <w:rPr>
+          <w:lang w:val="hi_IN" w:bidi="hi_IN"/>
+        </w:rPr>
+        <w:t>26:34–35</w:t>
+      </w:r>
       <w:r>
         <w:rPr>
           <w:lang w:val="hi_IN" w:bidi="hi_IN"/>
         </w:rPr>
         <w:t xml:space="preserve">; </w:t>
       </w:r>
-      <w:hyperlink r:id="rId156">
-        <w:r>
-          <w:rPr>
-            <w:lang w:val="hi_IN" w:bidi="hi_IN"/>
-          </w:rPr>
-          <w:rPr>
-            <w:color w:val="0000EE"/>
-            <w:u w:val="single"/>
-          </w:rPr>
-          <w:t>27:1–42</w:t>
-        </w:r>
-      </w:hyperlink>
+      <w:r>
+        <w:rPr>
+          <w:lang w:val="hi_IN" w:bidi="hi_IN"/>
+        </w:rPr>
+        <w:t>27:1–42</w:t>
+      </w:r>
       <w:r>
         <w:rPr>
           <w:lang w:val="hi_IN" w:bidi="hi_IN"/>
         </w:rPr>
         <w:t xml:space="preserve">; </w:t>
       </w:r>
-      <w:hyperlink r:id="rId157">
-        <w:r>
-          <w:rPr>
-            <w:lang w:val="hi_IN" w:bidi="hi_IN"/>
-          </w:rPr>
-          <w:rPr>
-            <w:color w:val="0000EE"/>
-            <w:u w:val="single"/>
-          </w:rPr>
-          <w:t>28:6–9</w:t>
-        </w:r>
-      </w:hyperlink>
+      <w:r>
+        <w:rPr>
+          <w:lang w:val="hi_IN" w:bidi="hi_IN"/>
+        </w:rPr>
+        <w:t>28:6–9</w:t>
+      </w:r>
       <w:r>
         <w:rPr>
           <w:lang w:val="hi_IN" w:bidi="hi_IN"/>
         </w:rPr>
         <w:t xml:space="preserve">; </w:t>
       </w:r>
-      <w:hyperlink r:id="rId158">
-        <w:r>
-          <w:rPr>
-            <w:lang w:val="hi_IN" w:bidi="hi_IN"/>
-          </w:rPr>
-          <w:rPr>
-            <w:color w:val="0000EE"/>
-            <w:u w:val="single"/>
-          </w:rPr>
-          <w:t>32:3–20</w:t>
-        </w:r>
-      </w:hyperlink>
+      <w:r>
+        <w:rPr>
+          <w:lang w:val="hi_IN" w:bidi="hi_IN"/>
+        </w:rPr>
+        <w:t>32:3–20</w:t>
+      </w:r>
       <w:r>
         <w:rPr>
           <w:lang w:val="hi_IN" w:bidi="hi_IN"/>
         </w:rPr>
         <w:t xml:space="preserve">; </w:t>
       </w:r>
-      <w:hyperlink r:id="rId149">
-        <w:r>
-          <w:rPr>
-            <w:lang w:val="hi_IN" w:bidi="hi_IN"/>
-          </w:rPr>
-          <w:rPr>
-            <w:color w:val="0000EE"/>
-            <w:u w:val="single"/>
-          </w:rPr>
-          <w:t>33:1–16</w:t>
-        </w:r>
-      </w:hyperlink>
+      <w:r>
+        <w:rPr>
+          <w:lang w:val="hi_IN" w:bidi="hi_IN"/>
+        </w:rPr>
+        <w:t>33:1–16</w:t>
+      </w:r>
       <w:r>
         <w:rPr>
           <w:lang w:val="hi_IN" w:bidi="hi_IN"/>
         </w:rPr>
         <w:t xml:space="preserve">; </w:t>
       </w:r>
-      <w:hyperlink r:id="rId159">
-        <w:r>
-          <w:rPr>
-            <w:lang w:val="hi_IN" w:bidi="hi_IN"/>
-          </w:rPr>
-          <w:rPr>
-            <w:color w:val="0000EE"/>
-            <w:u w:val="single"/>
-          </w:rPr>
-          <w:t>35:28–29</w:t>
-        </w:r>
-      </w:hyperlink>
+      <w:r>
+        <w:rPr>
+          <w:lang w:val="hi_IN" w:bidi="hi_IN"/>
+        </w:rPr>
+        <w:t>35:28–29</w:t>
+      </w:r>
       <w:r>
         <w:rPr>
           <w:lang w:val="hi_IN" w:bidi="hi_IN"/>
         </w:rPr>
         <w:t xml:space="preserve">; </w:t>
       </w:r>
-      <w:hyperlink r:id="rId160">
-        <w:r>
-          <w:rPr>
-            <w:lang w:val="hi_IN" w:bidi="hi_IN"/>
-          </w:rPr>
-          <w:rPr>
-            <w:color w:val="0000EE"/>
-            <w:u w:val="single"/>
-          </w:rPr>
-          <w:t>36:1–43</w:t>
-        </w:r>
-      </w:hyperlink>
+      <w:r>
+        <w:rPr>
+          <w:lang w:val="hi_IN" w:bidi="hi_IN"/>
+        </w:rPr>
+        <w:t>36:1–43</w:t>
+      </w:r>
       <w:r>
         <w:rPr>
           <w:lang w:val="hi_IN" w:bidi="hi_IN"/>
         </w:rPr>
         <w:t xml:space="preserve">; </w:t>
       </w:r>
-      <w:hyperlink r:id="rId161">
-        <w:r>
-          <w:rPr>
-            <w:lang w:val="hi_IN" w:bidi="hi_IN"/>
-          </w:rPr>
-          <w:rPr>
-            <w:color w:val="0000EE"/>
-            <w:u w:val="single"/>
-          </w:rPr>
-          <w:t>व्यवस्थाविवरण 2:1–8</w:t>
-        </w:r>
-      </w:hyperlink>
+      <w:r>
+        <w:rPr>
+          <w:lang w:val="hi_IN" w:bidi="hi_IN"/>
+        </w:rPr>
+        <w:t>व्यवस्थाविवरण 2:1–8</w:t>
+      </w:r>
       <w:r>
         <w:rPr>
           <w:lang w:val="hi_IN" w:bidi="hi_IN"/>
         </w:rPr>
         <w:t xml:space="preserve">, </w:t>
       </w:r>
-      <w:hyperlink r:id="rId162">
-        <w:r>
-          <w:rPr>
-            <w:lang w:val="hi_IN" w:bidi="hi_IN"/>
-          </w:rPr>
-          <w:rPr>
-            <w:color w:val="0000EE"/>
-            <w:u w:val="single"/>
-          </w:rPr>
-          <w:t>12</w:t>
-        </w:r>
-      </w:hyperlink>
+      <w:r>
+        <w:rPr>
+          <w:lang w:val="hi_IN" w:bidi="hi_IN"/>
+        </w:rPr>
+        <w:t>12</w:t>
+      </w:r>
       <w:r>
         <w:rPr>
           <w:lang w:val="hi_IN" w:bidi="hi_IN"/>
         </w:rPr>
         <w:t xml:space="preserve">, </w:t>
       </w:r>
-      <w:hyperlink r:id="rId163">
-        <w:r>
-          <w:rPr>
-            <w:lang w:val="hi_IN" w:bidi="hi_IN"/>
-          </w:rPr>
-          <w:rPr>
-            <w:color w:val="0000EE"/>
-            <w:u w:val="single"/>
-          </w:rPr>
-          <w:t>22</w:t>
-        </w:r>
-      </w:hyperlink>
+      <w:r>
+        <w:rPr>
+          <w:lang w:val="hi_IN" w:bidi="hi_IN"/>
+        </w:rPr>
+        <w:t>22</w:t>
+      </w:r>
       <w:r>
         <w:rPr>
           <w:lang w:val="hi_IN" w:bidi="hi_IN"/>
         </w:rPr>
         <w:t xml:space="preserve">, </w:t>
       </w:r>
-      <w:hyperlink r:id="rId164">
-        <w:r>
-          <w:rPr>
-            <w:lang w:val="hi_IN" w:bidi="hi_IN"/>
-          </w:rPr>
-          <w:rPr>
-            <w:color w:val="0000EE"/>
-            <w:u w:val="single"/>
-          </w:rPr>
-          <w:t>29</w:t>
-        </w:r>
-      </w:hyperlink>
+      <w:r>
+        <w:rPr>
+          <w:lang w:val="hi_IN" w:bidi="hi_IN"/>
+        </w:rPr>
+        <w:t>29</w:t>
+      </w:r>
       <w:r>
         <w:rPr>
           <w:lang w:val="hi_IN" w:bidi="hi_IN"/>
         </w:rPr>
         <w:t xml:space="preserve">; </w:t>
       </w:r>
-      <w:hyperlink r:id="rId165">
-        <w:r>
-          <w:rPr>
-            <w:lang w:val="hi_IN" w:bidi="hi_IN"/>
-          </w:rPr>
-          <w:rPr>
-            <w:color w:val="0000EE"/>
-            <w:u w:val="single"/>
-          </w:rPr>
-          <w:t>यहोशू 24:4</w:t>
-        </w:r>
-      </w:hyperlink>
+      <w:r>
+        <w:rPr>
+          <w:lang w:val="hi_IN" w:bidi="hi_IN"/>
+        </w:rPr>
+        <w:t>यहोशू 24:4</w:t>
+      </w:r>
       <w:r>
         <w:rPr>
           <w:lang w:val="hi_IN" w:bidi="hi_IN"/>
         </w:rPr>
         <w:t xml:space="preserve">; </w:t>
       </w:r>
-      <w:hyperlink r:id="rId166">
-        <w:r>
-          <w:rPr>
-            <w:lang w:val="hi_IN" w:bidi="hi_IN"/>
-          </w:rPr>
-          <w:rPr>
-            <w:color w:val="0000EE"/>
-            <w:u w:val="single"/>
-          </w:rPr>
-          <w:t>मलाकी 1:2–5</w:t>
-        </w:r>
-      </w:hyperlink>
+      <w:r>
+        <w:rPr>
+          <w:lang w:val="hi_IN" w:bidi="hi_IN"/>
+        </w:rPr>
+        <w:t>मलाकी 1:2–5</w:t>
+      </w:r>
       <w:r>
         <w:rPr>
           <w:lang w:val="hi_IN" w:bidi="hi_IN"/>
         </w:rPr>
         <w:t xml:space="preserve">; </w:t>
       </w:r>
-      <w:hyperlink r:id="rId167">
-        <w:r>
-          <w:rPr>
-            <w:lang w:val="hi_IN" w:bidi="hi_IN"/>
-          </w:rPr>
-          <w:rPr>
-            <w:color w:val="0000EE"/>
-            <w:u w:val="single"/>
-          </w:rPr>
-          <w:t>रोमियों 9:6–13</w:t>
-        </w:r>
-      </w:hyperlink>
+      <w:r>
+        <w:rPr>
+          <w:lang w:val="hi_IN" w:bidi="hi_IN"/>
+        </w:rPr>
+        <w:t>रोमियों 9:6–13</w:t>
+      </w:r>
       <w:r>
         <w:rPr>
           <w:lang w:val="hi_IN" w:bidi="hi_IN"/>
         </w:rPr>
         <w:t xml:space="preserve">; </w:t>
       </w:r>
-      <w:hyperlink r:id="rId168">
-        <w:r>
-          <w:rPr>
-            <w:lang w:val="hi_IN" w:bidi="hi_IN"/>
-          </w:rPr>
-          <w:rPr>
-            <w:color w:val="0000EE"/>
-            <w:u w:val="single"/>
-          </w:rPr>
-          <w:t>इब्रानियों 11:20</w:t>
-        </w:r>
-      </w:hyperlink>
+      <w:r>
+        <w:rPr>
+          <w:lang w:val="hi_IN" w:bidi="hi_IN"/>
+        </w:rPr>
+        <w:t>इब्रानियों 11:20</w:t>
+      </w:r>
       <w:r>
         <w:rPr>
           <w:lang w:val="hi_IN" w:bidi="hi_IN"/>
         </w:rPr>
         <w:t xml:space="preserve">; </w:t>
       </w:r>
-      <w:hyperlink r:id="rId169">
-        <w:r>
-          <w:rPr>
-            <w:lang w:val="hi_IN" w:bidi="hi_IN"/>
-          </w:rPr>
-          <w:rPr>
-            <w:color w:val="0000EE"/>
-            <w:u w:val="single"/>
-          </w:rPr>
-          <w:t>12:16–17</w:t>
-        </w:r>
-      </w:hyperlink>
+      <w:r>
+        <w:rPr>
+          <w:lang w:val="hi_IN" w:bidi="hi_IN"/>
+        </w:rPr>
+        <w:t>12:16–17</w:t>
+      </w:r>
       <w:r>
         <w:rPr>
           <w:lang w:val="hi_IN" w:bidi="hi_IN"/>
@@ -5504,18 +4454,12 @@
         </w:rPr>
         <w:t xml:space="preserve"> ("बिखराव") का हिस्सा थीं, जो उन यहूदियों के वंशज थे जो बेबीलोन में बंधुआई के दौरान विभिन्न राष्ट्रों में बिखर गए थे। उनका परिवार यहूदा वापस नहीं गया था, जैसे कुछ अन्य यहूदी (देखें </w:t>
       </w:r>
-      <w:hyperlink r:id="rId170">
-        <w:r>
-          <w:rPr>
-            <w:lang w:val="hi_IN" w:bidi="hi_IN"/>
-          </w:rPr>
-          <w:rPr>
-            <w:color w:val="0000EE"/>
-            <w:u w:val="single"/>
-          </w:rPr>
-          <w:t>एज्रा 1–2</w:t>
-        </w:r>
-      </w:hyperlink>
+      <w:r>
+        <w:rPr>
+          <w:lang w:val="hi_IN" w:bidi="hi_IN"/>
+        </w:rPr>
+        <w:t>एज्रा 1–2</w:t>
+      </w:r>
       <w:r>
         <w:rPr>
           <w:lang w:val="hi_IN" w:bidi="hi_IN"/>
@@ -5554,18 +4498,12 @@
         </w:rPr>
         <w:t xml:space="preserve"> (</w:t>
       </w:r>
-      <w:hyperlink r:id="rId171">
-        <w:r>
-          <w:rPr>
-            <w:lang w:val="hi_IN" w:bidi="hi_IN"/>
-          </w:rPr>
-          <w:rPr>
-            <w:color w:val="0000EE"/>
-            <w:u w:val="single"/>
-          </w:rPr>
-          <w:t>एस्त 1:11–12</w:t>
-        </w:r>
-      </w:hyperlink>
+      <w:r>
+        <w:rPr>
+          <w:lang w:val="hi_IN" w:bidi="hi_IN"/>
+        </w:rPr>
+        <w:t>एस्त 1:11–12</w:t>
+      </w:r>
       <w:r>
         <w:rPr>
           <w:lang w:val="hi_IN" w:bidi="hi_IN"/>
@@ -5592,18 +4530,12 @@
         </w:rPr>
         <w:t xml:space="preserve"> (</w:t>
       </w:r>
-      <w:hyperlink r:id="rId172">
-        <w:r>
-          <w:rPr>
-            <w:lang w:val="hi_IN" w:bidi="hi_IN"/>
-          </w:rPr>
-          <w:rPr>
-            <w:color w:val="0000EE"/>
-            <w:u w:val="single"/>
-          </w:rPr>
-          <w:t>एस्त 2:21–23</w:t>
-        </w:r>
-      </w:hyperlink>
+      <w:r>
+        <w:rPr>
+          <w:lang w:val="hi_IN" w:bidi="hi_IN"/>
+        </w:rPr>
+        <w:t>एस्त 2:21–23</w:t>
+      </w:r>
       <w:r>
         <w:rPr>
           <w:lang w:val="hi_IN" w:bidi="hi_IN"/>
@@ -5639,54 +4571,36 @@
           <w:lang w:val="hi_IN" w:bidi="hi_IN"/>
         </w:rPr>
       </w:r>
-      <w:hyperlink r:id="rId173">
-        <w:r>
-          <w:rPr>
-            <w:lang w:val="hi_IN" w:bidi="hi_IN"/>
-          </w:rPr>
-          <w:rPr>
-            <w:color w:val="0000EE"/>
-            <w:u w:val="single"/>
-          </w:rPr>
-          <w:t>एस्तेर 2:7–20</w:t>
-        </w:r>
-      </w:hyperlink>
+      <w:r>
+        <w:rPr>
+          <w:lang w:val="hi_IN" w:bidi="hi_IN"/>
+        </w:rPr>
+        <w:t>एस्तेर 2:7–20</w:t>
+      </w:r>
       <w:r>
         <w:rPr>
           <w:lang w:val="hi_IN" w:bidi="hi_IN"/>
         </w:rPr>
         <w:t xml:space="preserve">; </w:t>
       </w:r>
-      <w:hyperlink r:id="rId174">
-        <w:r>
-          <w:rPr>
-            <w:lang w:val="hi_IN" w:bidi="hi_IN"/>
-          </w:rPr>
-          <w:rPr>
-            <w:color w:val="0000EE"/>
-            <w:u w:val="single"/>
-          </w:rPr>
-          <w:t>4:4–5:8</w:t>
-        </w:r>
-      </w:hyperlink>
+      <w:r>
+        <w:rPr>
+          <w:lang w:val="hi_IN" w:bidi="hi_IN"/>
+        </w:rPr>
+        <w:t>4:4–5:8</w:t>
+      </w:r>
       <w:r>
         <w:rPr>
           <w:lang w:val="hi_IN" w:bidi="hi_IN"/>
         </w:rPr>
         <w:t xml:space="preserve">; </w:t>
       </w:r>
-      <w:hyperlink r:id="rId175">
-        <w:r>
-          <w:rPr>
-            <w:lang w:val="hi_IN" w:bidi="hi_IN"/>
-          </w:rPr>
-          <w:rPr>
-            <w:color w:val="0000EE"/>
-            <w:u w:val="single"/>
-          </w:rPr>
-          <w:t>7:1–9:32</w:t>
-        </w:r>
-      </w:hyperlink>
+      <w:r>
+        <w:rPr>
+          <w:lang w:val="hi_IN" w:bidi="hi_IN"/>
+        </w:rPr>
+        <w:t>7:1–9:32</w:t>
+      </w:r>
       <w:r>
         <w:rPr>
           <w:lang w:val="hi_IN" w:bidi="hi_IN"/>
